--- a/docs/ready-stock-report.docx
+++ b/docs/ready-stock-report.docx
@@ -10,7 +10,7 @@
         <w:t xml:space="preserve">Остатки готового жилья Удмуртии</w:t>
       </w:r>
     </w:p>
-    <w:bookmarkStart w:id="14" w:name="Xab18b65ed0d1c89b226f8913929905bbfa4e9a9"/>
+    <w:bookmarkStart w:id="15" w:name="Xab18b65ed0d1c89b226f8913929905bbfa4e9a9"/>
     <w:p>
       <w:pPr>
         <w:pStyle w:val="Heading1"/>
@@ -1400,7 +1400,416 @@
       </w:r>
     </w:p>
     <w:bookmarkEnd w:id="11"/>
-    <w:bookmarkStart w:id="12" w:name="выводы"/>
+    <w:bookmarkStart w:id="12" w:name="Xbd6a8202f66297431d316460478cb4f20ab5363"/>
+    <w:p>
+      <w:pPr>
+        <w:pStyle w:val="Heading2"/>
+      </w:pPr>
+      <w:r>
+        <w:t xml:space="preserve">3.5. Контрольная сверка нулей на Авито и ЦИАН (по требованию рецензента, 22.07.2026)</w:t>
+      </w:r>
+    </w:p>
+    <w:p>
+      <w:pPr>
+        <w:pStyle w:val="FirstParagraph"/>
+      </w:pPr>
+      <w:r>
+        <w:t xml:space="preserve">Каждый «ноль» проверен независимыми классифайдами через реальный браузер:</w:t>
+      </w:r>
+    </w:p>
+    <w:tbl>
+      <w:tblPr>
+        <w:tblStyle w:val="Table"/>
+        <w:tblW w:type="pct" w:w="5000"/>
+        <w:tblLayout w:type="fixed"/>
+        <w:tblLook w:firstRow="1" w:lastRow="0" w:firstColumn="0" w:lastColumn="0" w:noHBand="0" w:noVBand="0" w:val="0020"/>
+      </w:tblPr>
+      <w:tblGrid>
+        <w:gridCol w:w="1980"/>
+        <w:gridCol w:w="1980"/>
+        <w:gridCol w:w="1980"/>
+        <w:gridCol w:w="1980"/>
+      </w:tblGrid>
+      <w:tr>
+        <w:trPr>
+          <w:tblHeader w:val="on"/>
+        </w:trPr>
+        <w:tc>
+          <w:tcPr/>
+          <w:p>
+            <w:pPr>
+              <w:pStyle w:val="Compact"/>
+            </w:pPr>
+            <w:r>
+              <w:t xml:space="preserve">Застройщик / объект</w:t>
+            </w:r>
+          </w:p>
+        </w:tc>
+        <w:tc>
+          <w:tcPr/>
+          <w:p>
+            <w:pPr>
+              <w:pStyle w:val="Compact"/>
+            </w:pPr>
+            <w:r>
+              <w:t xml:space="preserve">Сайт застройщика</w:t>
+            </w:r>
+          </w:p>
+        </w:tc>
+        <w:tc>
+          <w:tcPr/>
+          <w:p>
+            <w:pPr>
+              <w:pStyle w:val="Compact"/>
+            </w:pPr>
+            <w:r>
+              <w:t xml:space="preserve">Классифайды</w:t>
+            </w:r>
+          </w:p>
+        </w:tc>
+        <w:tc>
+          <w:tcPr/>
+          <w:p>
+            <w:pPr>
+              <w:pStyle w:val="Compact"/>
+            </w:pPr>
+            <w:r>
+              <w:t xml:space="preserve">Вердикт</w:t>
+            </w:r>
+          </w:p>
+        </w:tc>
+      </w:tr>
+      <w:tr>
+        <w:tc>
+          <w:tcPr/>
+          <w:p>
+            <w:pPr>
+              <w:pStyle w:val="Compact"/>
+            </w:pPr>
+            <w:r>
+              <w:t xml:space="preserve">Зардон, «Лето красное» (Постольская 17А)</w:t>
+            </w:r>
+          </w:p>
+        </w:tc>
+        <w:tc>
+          <w:tcPr/>
+          <w:p>
+            <w:pPr>
+              <w:pStyle w:val="Compact"/>
+            </w:pPr>
+            <w:r>
+              <w:t xml:space="preserve">каталог отключён</w:t>
+            </w:r>
+          </w:p>
+        </w:tc>
+        <w:tc>
+          <w:tcPr/>
+          <w:p>
+            <w:pPr>
+              <w:pStyle w:val="Compact"/>
+            </w:pPr>
+            <w:r>
+              <w:t xml:space="preserve">Домклик: «нет квартир от застройщика»; Авито: 3 лота — все от агентств/дольщиков (бейдж «Надёжный партнёр», «проверено в Росреестре» = собственность оформлена)</w:t>
+            </w:r>
+          </w:p>
+        </w:tc>
+        <w:tc>
+          <w:tcPr/>
+          <w:p>
+            <w:pPr>
+              <w:pStyle w:val="Compact"/>
+            </w:pPr>
+            <w:r>
+              <w:rPr>
+                <w:b/>
+                <w:bCs/>
+              </w:rPr>
+              <w:t xml:space="preserve">0 подтверждён</w:t>
+            </w:r>
+          </w:p>
+        </w:tc>
+      </w:tr>
+      <w:tr>
+        <w:tc>
+          <w:tcPr/>
+          <w:p>
+            <w:pPr>
+              <w:pStyle w:val="Compact"/>
+            </w:pPr>
+            <w:r>
+              <w:t xml:space="preserve">Зардон, «Семья на Парковой»</w:t>
+            </w:r>
+          </w:p>
+        </w:tc>
+        <w:tc>
+          <w:tcPr/>
+          <w:p>
+            <w:pPr>
+              <w:pStyle w:val="Compact"/>
+            </w:pPr>
+            <w:r>
+              <w:t xml:space="preserve">каталог отключён</w:t>
+            </w:r>
+          </w:p>
+        </w:tc>
+        <w:tc>
+          <w:tcPr/>
+          <w:p>
+            <w:pPr>
+              <w:pStyle w:val="Compact"/>
+            </w:pPr>
+            <w:r>
+              <w:t xml:space="preserve">ЦИАН: «нет предложений от застройщика»</w:t>
+            </w:r>
+          </w:p>
+        </w:tc>
+        <w:tc>
+          <w:tcPr/>
+          <w:p>
+            <w:pPr>
+              <w:pStyle w:val="Compact"/>
+            </w:pPr>
+            <w:r>
+              <w:rPr>
+                <w:b/>
+                <w:bCs/>
+              </w:rPr>
+              <w:t xml:space="preserve">0 подтверждён</w:t>
+            </w:r>
+          </w:p>
+        </w:tc>
+      </w:tr>
+      <w:tr>
+        <w:tc>
+          <w:tcPr/>
+          <w:p>
+            <w:pPr>
+              <w:pStyle w:val="Compact"/>
+            </w:pPr>
+            <w:r>
+              <w:t xml:space="preserve">Талан, Трилогия + Атмосфера</w:t>
+            </w:r>
+          </w:p>
+        </w:tc>
+        <w:tc>
+          <w:tcPr/>
+          <w:p>
+            <w:pPr>
+              <w:pStyle w:val="Compact"/>
+            </w:pPr>
+            <w:r>
+              <w:t xml:space="preserve">0 (API: sold)</w:t>
+            </w:r>
+          </w:p>
+        </w:tc>
+        <w:tc>
+          <w:tcPr/>
+          <w:p>
+            <w:pPr>
+              <w:pStyle w:val="Compact"/>
+            </w:pPr>
+            <w:r>
+              <w:t xml:space="preserve">ЦИАН (стр. застройщика): оба «Сдан», предложений нет; активен только строящийся Город-парк</w:t>
+            </w:r>
+          </w:p>
+        </w:tc>
+        <w:tc>
+          <w:tcPr/>
+          <w:p>
+            <w:pPr>
+              <w:pStyle w:val="Compact"/>
+            </w:pPr>
+            <w:r>
+              <w:rPr>
+                <w:b/>
+                <w:bCs/>
+              </w:rPr>
+              <w:t xml:space="preserve">0 подтверждён</w:t>
+            </w:r>
+          </w:p>
+        </w:tc>
+      </w:tr>
+      <w:tr>
+        <w:tc>
+          <w:tcPr/>
+          <w:p>
+            <w:pPr>
+              <w:pStyle w:val="Compact"/>
+            </w:pPr>
+            <w:r>
+              <w:t xml:space="preserve">Железно, ZNAK (сданные корпуса)</w:t>
+            </w:r>
+          </w:p>
+        </w:tc>
+        <w:tc>
+          <w:tcPr/>
+          <w:p>
+            <w:pPr>
+              <w:pStyle w:val="Compact"/>
+            </w:pPr>
+            <w:r>
+              <w:t xml:space="preserve">0</w:t>
+            </w:r>
+          </w:p>
+        </w:tc>
+        <w:tc>
+          <w:tcPr/>
+          <w:p>
+            <w:pPr>
+              <w:pStyle w:val="Compact"/>
+            </w:pPr>
+            <w:r>
+              <w:t xml:space="preserve">ЦИАН: 7 от застройщика, но ВСЕ со сдачей 4 кв. 2026 (строящийся корпус); в сданных — 0; ещё 8 — агенты/собственники</w:t>
+            </w:r>
+          </w:p>
+        </w:tc>
+        <w:tc>
+          <w:tcPr/>
+          <w:p>
+            <w:pPr>
+              <w:pStyle w:val="Compact"/>
+            </w:pPr>
+            <w:r>
+              <w:rPr>
+                <w:b/>
+                <w:bCs/>
+              </w:rPr>
+              <w:t xml:space="preserve">0 подтверждён</w:t>
+            </w:r>
+          </w:p>
+        </w:tc>
+      </w:tr>
+      <w:tr>
+        <w:tc>
+          <w:tcPr/>
+          <w:p>
+            <w:pPr>
+              <w:pStyle w:val="Compact"/>
+            </w:pPr>
+            <w:r>
+              <w:t xml:space="preserve">АСПЭК, БершаСити</w:t>
+            </w:r>
+          </w:p>
+        </w:tc>
+        <w:tc>
+          <w:tcPr/>
+          <w:p>
+            <w:pPr>
+              <w:pStyle w:val="Compact"/>
+            </w:pPr>
+            <w:r>
+              <w:t xml:space="preserve">53 свободных</w:t>
+            </w:r>
+          </w:p>
+        </w:tc>
+        <w:tc>
+          <w:tcPr/>
+          <w:p>
+            <w:pPr>
+              <w:pStyle w:val="Compact"/>
+            </w:pPr>
+            <w:r>
+              <w:t xml:space="preserve">ЦИАН: 0 от застройщика (3 от собственников); Домклик: 2</w:t>
+            </w:r>
+          </w:p>
+        </w:tc>
+        <w:tc>
+          <w:tcPr/>
+          <w:p>
+            <w:pPr>
+              <w:pStyle w:val="Compact"/>
+            </w:pPr>
+            <w:r>
+              <w:t xml:space="preserve">вилка, см. §3</w:t>
+            </w:r>
+          </w:p>
+        </w:tc>
+      </w:tr>
+      <w:tr>
+        <w:tc>
+          <w:tcPr/>
+          <w:p>
+            <w:pPr>
+              <w:pStyle w:val="Compact"/>
+            </w:pPr>
+            <w:r>
+              <w:t xml:space="preserve">АСПЭК, АРТНОВА</w:t>
+            </w:r>
+          </w:p>
+        </w:tc>
+        <w:tc>
+          <w:tcPr/>
+          <w:p>
+            <w:pPr>
+              <w:pStyle w:val="Compact"/>
+            </w:pPr>
+            <w:r>
+              <w:t xml:space="preserve">171 свободных</w:t>
+            </w:r>
+          </w:p>
+        </w:tc>
+        <w:tc>
+          <w:tcPr/>
+          <w:p>
+            <w:pPr>
+              <w:pStyle w:val="Compact"/>
+            </w:pPr>
+            <w:r>
+              <w:t xml:space="preserve">Домклик: 100 от застройщика</w:t>
+            </w:r>
+          </w:p>
+        </w:tc>
+        <w:tc>
+          <w:tcPr/>
+          <w:p>
+            <w:pPr>
+              <w:pStyle w:val="Compact"/>
+            </w:pPr>
+            <w:r>
+              <w:t xml:space="preserve">вилка, см. §3</w:t>
+            </w:r>
+          </w:p>
+        </w:tc>
+      </w:tr>
+    </w:tbl>
+    <w:p>
+      <w:pPr>
+        <w:pStyle w:val="BodyText"/>
+      </w:pPr>
+      <w:r>
+        <w:t xml:space="preserve">Попутный факт: в сданных домах на классифайдах живёт</w:t>
+      </w:r>
+      <w:r>
+        <w:t xml:space="preserve"> </w:t>
+      </w:r>
+      <w:r>
+        <w:rPr>
+          <w:b/>
+          <w:bCs/>
+        </w:rPr>
+        <w:t xml:space="preserve">вторичка от дольщиков</w:t>
+      </w:r>
+      <w:r>
+        <w:t xml:space="preserve"> </w:t>
+      </w:r>
+      <w:r>
+        <w:t xml:space="preserve">(3 лота на</w:t>
+      </w:r>
+      <w:r>
+        <w:t xml:space="preserve"> </w:t>
+      </w:r>
+      <w:r>
+        <w:t xml:space="preserve">Постольской, 8 в ZNAK и т.п.) — это не остаток застройщика, но его прямой конкурент при</w:t>
+      </w:r>
+      <w:r>
+        <w:t xml:space="preserve"> </w:t>
+      </w:r>
+      <w:r>
+        <w:t xml:space="preserve">продаже последних лотов: дольщик-инвестор демпингует против прайса застройщика.</w:t>
+      </w:r>
+    </w:p>
+    <w:bookmarkEnd w:id="12"/>
+    <w:bookmarkStart w:id="13" w:name="выводы"/>
     <w:p>
       <w:pPr>
         <w:pStyle w:val="Heading2"/>
@@ -1576,8 +1985,8 @@
         <w:t xml:space="preserve">продукт, который попадает в спрос, — и наказывает тот, который не попадает.</w:t>
       </w:r>
     </w:p>
-    <w:bookmarkEnd w:id="12"/>
-    <w:bookmarkStart w:id="13" w:name="границы-честности"/>
+    <w:bookmarkEnd w:id="13"/>
+    <w:bookmarkStart w:id="14" w:name="границы-честности"/>
     <w:p>
       <w:pPr>
         <w:pStyle w:val="Heading2"/>
@@ -1766,8 +2175,8 @@
         <w:t xml:space="preserve">(остатки+сверка). Метод воспроизводим; скрипты парсеров — в scratchpad-архивах агентов.</w:t>
       </w:r>
     </w:p>
-    <w:bookmarkEnd w:id="13"/>
     <w:bookmarkEnd w:id="14"/>
+    <w:bookmarkEnd w:id="15"/>
     <w:sectPr>
       <w:footnotePr>
         <w:numRestart w:val="eachSect"/>

--- a/docs/ready-stock-report.docx
+++ b/docs/ready-stock-report.docx
@@ -1353,19 +1353,13 @@
         <w:pStyle w:val="BodyText"/>
       </w:pPr>
       <w:r>
-        <w:t xml:space="preserve">Как это читать: шахматка сайта — полный незакрытый остаток (включая придержанные лоты и</w:t>
-      </w:r>
-      <w:r>
-        <w:t xml:space="preserve"> </w:t>
-      </w:r>
-      <w:r>
-        <w:t xml:space="preserve">достраиваемые корпуса тех же проектов); классифайды — то, что реально выставлено и продаётся.</w:t>
-      </w:r>
-      <w:r>
-        <w:t xml:space="preserve"> </w:t>
-      </w:r>
-      <w:r>
-        <w:t xml:space="preserve">Правда в вилке</w:t>
+        <w:t xml:space="preserve">Как это читать: шахматка сайта — полный незакрытый остаток (включая придержанные лоты);</w:t>
+      </w:r>
+      <w:r>
+        <w:t xml:space="preserve"> </w:t>
+      </w:r>
+      <w:r>
+        <w:t xml:space="preserve">классифайды — то, что реально выставлено. Правда в вилке</w:t>
       </w:r>
       <w:r>
         <w:t xml:space="preserve"> </w:t>
@@ -1375,28 +1369,828 @@
           <w:b/>
           <w:bCs/>
         </w:rPr>
-        <w:t xml:space="preserve">~100–436 квартир</w:t>
-      </w:r>
-      <w:r>
-        <w:t xml:space="preserve">, но оба конца плохие: либо хвост огромен, либо хвост</w:t>
-      </w:r>
-      <w:r>
-        <w:t xml:space="preserve"> </w:t>
-      </w:r>
-      <w:r>
-        <w:t xml:space="preserve">огромен И его почти не продвигают (БершаСити: 53 свободных — 2 в активной продаже).</w:t>
-      </w:r>
-      <w:r>
-        <w:t xml:space="preserve"> </w:t>
-      </w:r>
-      <w:r>
-        <w:t xml:space="preserve">Дополнительный штрих: сайт метит «строящимися» корпуса, которые по ЕИСЖС введены, — статусы</w:t>
-      </w:r>
-      <w:r>
-        <w:t xml:space="preserve"> </w:t>
-      </w:r>
-      <w:r>
-        <w:t xml:space="preserve">не обновляются. У АСПЭК же — худшая распроданность текущей стройки (4,2%).</w:t>
+        <w:t xml:space="preserve">~100–467 квартир</w:t>
+      </w:r>
+      <w:r>
+        <w:t xml:space="preserve">, но оба конца</w:t>
+      </w:r>
+      <w:r>
+        <w:t xml:space="preserve"> </w:t>
+      </w:r>
+      <w:r>
+        <w:t xml:space="preserve">плохие: либо хвост огромен, либо хвост огромен И его почти не продвигают (БершаСити:</w:t>
+      </w:r>
+      <w:r>
+        <w:t xml:space="preserve"> </w:t>
+      </w:r>
+      <w:r>
+        <w:t xml:space="preserve">53 свободных — 2 в активной продаже). У АСПЭК же — худшая распроданность текущей стройки (4,2%).</w:t>
+      </w:r>
+    </w:p>
+    <w:p>
+      <w:pPr>
+        <w:pStyle w:val="BodyText"/>
+      </w:pPr>
+      <w:r>
+        <w:rPr>
+          <w:b/>
+          <w:bCs/>
+        </w:rPr>
+        <w:t xml:space="preserve">Покорпусная детализация (шахматка сайта × даты ввода ЕИСЖС, 22.07.2026).</w:t>
+      </w:r>
+      <w:r>
+        <w:t xml:space="preserve"> </w:t>
+      </w:r>
+      <w:r>
+        <w:t xml:space="preserve">Ключевой факт:</w:t>
+      </w:r>
+      <w:r>
+        <w:t xml:space="preserve"> </w:t>
+      </w:r>
+      <w:r>
+        <w:t xml:space="preserve">ВСЕ корпуса с остатками уже введены в эксплуатацию по ЕИСЖС — включая те, что сайт до сих</w:t>
+      </w:r>
+      <w:r>
+        <w:t xml:space="preserve"> </w:t>
+      </w:r>
+      <w:r>
+        <w:t xml:space="preserve">пор метит «строится»:</w:t>
+      </w:r>
+    </w:p>
+    <w:tbl>
+      <w:tblPr>
+        <w:tblStyle w:val="Table"/>
+        <w:tblW w:type="pct" w:w="5000"/>
+        <w:tblLayout w:type="fixed"/>
+        <w:tblLook w:firstRow="1" w:lastRow="0" w:firstColumn="0" w:lastColumn="0" w:noHBand="0" w:noVBand="0" w:val="0020"/>
+      </w:tblPr>
+      <w:tblGrid>
+        <w:gridCol w:w="1188"/>
+        <w:gridCol w:w="1188"/>
+        <w:gridCol w:w="1188"/>
+        <w:gridCol w:w="1188"/>
+        <w:gridCol w:w="1584"/>
+        <w:gridCol w:w="1584"/>
+      </w:tblGrid>
+      <w:tr>
+        <w:trPr>
+          <w:tblHeader w:val="on"/>
+        </w:trPr>
+        <w:tc>
+          <w:tcPr/>
+          <w:p>
+            <w:pPr>
+              <w:pStyle w:val="Compact"/>
+            </w:pPr>
+            <w:r>
+              <w:t xml:space="preserve">Корпус</w:t>
+            </w:r>
+          </w:p>
+        </w:tc>
+        <w:tc>
+          <w:tcPr/>
+          <w:p>
+            <w:pPr>
+              <w:pStyle w:val="Compact"/>
+            </w:pPr>
+            <w:r>
+              <w:t xml:space="preserve">Адрес</w:t>
+            </w:r>
+          </w:p>
+        </w:tc>
+        <w:tc>
+          <w:tcPr/>
+          <w:p>
+            <w:pPr>
+              <w:pStyle w:val="Compact"/>
+            </w:pPr>
+            <w:r>
+              <w:t xml:space="preserve">Введён (ЕИСЖС)</w:t>
+            </w:r>
+          </w:p>
+        </w:tc>
+        <w:tc>
+          <w:tcPr/>
+          <w:p>
+            <w:pPr>
+              <w:pStyle w:val="Compact"/>
+            </w:pPr>
+            <w:r>
+              <w:t xml:space="preserve">Статус на сайте</w:t>
+            </w:r>
+          </w:p>
+        </w:tc>
+        <w:tc>
+          <w:tcPr/>
+          <w:p>
+            <w:pPr>
+              <w:pStyle w:val="Compact"/>
+              <w:jc w:val="right"/>
+            </w:pPr>
+            <w:r>
+              <w:t xml:space="preserve">Квартир свободно</w:t>
+            </w:r>
+          </w:p>
+        </w:tc>
+        <w:tc>
+          <w:tcPr/>
+          <w:p>
+            <w:pPr>
+              <w:pStyle w:val="Compact"/>
+              <w:jc w:val="right"/>
+            </w:pPr>
+            <w:r>
+              <w:t xml:space="preserve">Цена от</w:t>
+            </w:r>
+          </w:p>
+        </w:tc>
+      </w:tr>
+      <w:tr>
+        <w:tc>
+          <w:tcPr/>
+          <w:p>
+            <w:pPr>
+              <w:pStyle w:val="Compact"/>
+            </w:pPr>
+            <w:r>
+              <w:t xml:space="preserve">БершаСити Дом 1</w:t>
+            </w:r>
+          </w:p>
+        </w:tc>
+        <w:tc>
+          <w:tcPr/>
+          <w:p>
+            <w:pPr>
+              <w:pStyle w:val="Compact"/>
+            </w:pPr>
+            <w:r>
+              <w:t xml:space="preserve">ул. Арх. Берша</w:t>
+            </w:r>
+          </w:p>
+        </w:tc>
+        <w:tc>
+          <w:tcPr/>
+          <w:p>
+            <w:pPr>
+              <w:pStyle w:val="Compact"/>
+            </w:pPr>
+            <w:r>
+              <w:t xml:space="preserve">03.2024</w:t>
+            </w:r>
+          </w:p>
+        </w:tc>
+        <w:tc>
+          <w:tcPr/>
+          <w:p>
+            <w:pPr>
+              <w:pStyle w:val="Compact"/>
+            </w:pPr>
+            <w:r>
+              <w:t xml:space="preserve">сдан</w:t>
+            </w:r>
+          </w:p>
+        </w:tc>
+        <w:tc>
+          <w:tcPr/>
+          <w:p>
+            <w:pPr>
+              <w:pStyle w:val="Compact"/>
+              <w:jc w:val="right"/>
+            </w:pPr>
+            <w:r>
+              <w:t xml:space="preserve">20</w:t>
+            </w:r>
+          </w:p>
+        </w:tc>
+        <w:tc>
+          <w:tcPr/>
+          <w:p>
+            <w:pPr>
+              <w:pStyle w:val="Compact"/>
+              <w:jc w:val="right"/>
+            </w:pPr>
+            <w:r>
+              <w:t xml:space="preserve">4,85 млн</w:t>
+            </w:r>
+          </w:p>
+        </w:tc>
+      </w:tr>
+      <w:tr>
+        <w:tc>
+          <w:tcPr/>
+          <w:p>
+            <w:pPr>
+              <w:pStyle w:val="Compact"/>
+            </w:pPr>
+            <w:r>
+              <w:t xml:space="preserve">БершаСити Дом 2 (2.1)</w:t>
+            </w:r>
+          </w:p>
+        </w:tc>
+        <w:tc>
+          <w:tcPr/>
+          <w:p>
+            <w:pPr>
+              <w:pStyle w:val="Compact"/>
+            </w:pPr>
+            <w:r>
+              <w:t xml:space="preserve">ул. Арх. Берша</w:t>
+            </w:r>
+          </w:p>
+        </w:tc>
+        <w:tc>
+          <w:tcPr/>
+          <w:p>
+            <w:pPr>
+              <w:pStyle w:val="Compact"/>
+            </w:pPr>
+            <w:r>
+              <w:t xml:space="preserve">07.2025 + 03.2026</w:t>
+            </w:r>
+          </w:p>
+        </w:tc>
+        <w:tc>
+          <w:tcPr/>
+          <w:p>
+            <w:pPr>
+              <w:pStyle w:val="Compact"/>
+            </w:pPr>
+            <w:r>
+              <w:t xml:space="preserve">«строится» ⚠️</w:t>
+            </w:r>
+          </w:p>
+        </w:tc>
+        <w:tc>
+          <w:tcPr/>
+          <w:p>
+            <w:pPr>
+              <w:pStyle w:val="Compact"/>
+              <w:jc w:val="right"/>
+            </w:pPr>
+            <w:r>
+              <w:t xml:space="preserve">33</w:t>
+            </w:r>
+          </w:p>
+        </w:tc>
+        <w:tc>
+          <w:tcPr/>
+          <w:p>
+            <w:pPr>
+              <w:pStyle w:val="Compact"/>
+              <w:jc w:val="right"/>
+            </w:pPr>
+            <w:r>
+              <w:t xml:space="preserve">3,08 млн</w:t>
+            </w:r>
+          </w:p>
+        </w:tc>
+      </w:tr>
+      <w:tr>
+        <w:tc>
+          <w:tcPr/>
+          <w:p>
+            <w:pPr>
+              <w:pStyle w:val="Compact"/>
+            </w:pPr>
+            <w:r>
+              <w:t xml:space="preserve">АРТНОВА К1, Дом 1</w:t>
+            </w:r>
+          </w:p>
+        </w:tc>
+        <w:tc>
+          <w:tcPr/>
+          <w:p>
+            <w:pPr>
+              <w:pStyle w:val="Compact"/>
+            </w:pPr>
+            <w:r>
+              <w:t xml:space="preserve">ул. Новаторов</w:t>
+            </w:r>
+          </w:p>
+        </w:tc>
+        <w:tc>
+          <w:tcPr/>
+          <w:p>
+            <w:pPr>
+              <w:pStyle w:val="Compact"/>
+            </w:pPr>
+            <w:r>
+              <w:t xml:space="preserve">~2024</w:t>
+            </w:r>
+          </w:p>
+        </w:tc>
+        <w:tc>
+          <w:tcPr/>
+          <w:p>
+            <w:pPr>
+              <w:pStyle w:val="Compact"/>
+            </w:pPr>
+            <w:r>
+              <w:t xml:space="preserve">сдан</w:t>
+            </w:r>
+          </w:p>
+        </w:tc>
+        <w:tc>
+          <w:tcPr/>
+          <w:p>
+            <w:pPr>
+              <w:pStyle w:val="Compact"/>
+              <w:jc w:val="right"/>
+            </w:pPr>
+            <w:r>
+              <w:t xml:space="preserve">18</w:t>
+            </w:r>
+          </w:p>
+        </w:tc>
+        <w:tc>
+          <w:tcPr/>
+          <w:p>
+            <w:pPr>
+              <w:pStyle w:val="Compact"/>
+              <w:jc w:val="right"/>
+            </w:pPr>
+            <w:r>
+              <w:t xml:space="preserve">5,06 млн</w:t>
+            </w:r>
+          </w:p>
+        </w:tc>
+      </w:tr>
+      <w:tr>
+        <w:tc>
+          <w:tcPr/>
+          <w:p>
+            <w:pPr>
+              <w:pStyle w:val="Compact"/>
+            </w:pPr>
+            <w:r>
+              <w:t xml:space="preserve">АРТНОВА К1, Дом 2 (К1.2)</w:t>
+            </w:r>
+          </w:p>
+        </w:tc>
+        <w:tc>
+          <w:tcPr/>
+          <w:p>
+            <w:pPr>
+              <w:pStyle w:val="Compact"/>
+            </w:pPr>
+            <w:r>
+              <w:t xml:space="preserve">ул. Новаторов</w:t>
+            </w:r>
+          </w:p>
+        </w:tc>
+        <w:tc>
+          <w:tcPr/>
+          <w:p>
+            <w:pPr>
+              <w:pStyle w:val="Compact"/>
+            </w:pPr>
+            <w:r>
+              <w:t xml:space="preserve">03.2024</w:t>
+            </w:r>
+          </w:p>
+        </w:tc>
+        <w:tc>
+          <w:tcPr/>
+          <w:p>
+            <w:pPr>
+              <w:pStyle w:val="Compact"/>
+            </w:pPr>
+            <w:r>
+              <w:t xml:space="preserve">сдан</w:t>
+            </w:r>
+          </w:p>
+        </w:tc>
+        <w:tc>
+          <w:tcPr/>
+          <w:p>
+            <w:pPr>
+              <w:pStyle w:val="Compact"/>
+              <w:jc w:val="right"/>
+            </w:pPr>
+            <w:r>
+              <w:t xml:space="preserve">25</w:t>
+            </w:r>
+          </w:p>
+        </w:tc>
+        <w:tc>
+          <w:tcPr/>
+          <w:p>
+            <w:pPr>
+              <w:pStyle w:val="Compact"/>
+              <w:jc w:val="right"/>
+            </w:pPr>
+            <w:r>
+              <w:t xml:space="preserve">5,59 млн</w:t>
+            </w:r>
+          </w:p>
+        </w:tc>
+      </w:tr>
+      <w:tr>
+        <w:tc>
+          <w:tcPr/>
+          <w:p>
+            <w:pPr>
+              <w:pStyle w:val="Compact"/>
+            </w:pPr>
+            <w:r>
+              <w:t xml:space="preserve">АРТНОВА К5.2</w:t>
+            </w:r>
+          </w:p>
+        </w:tc>
+        <w:tc>
+          <w:tcPr/>
+          <w:p>
+            <w:pPr>
+              <w:pStyle w:val="Compact"/>
+            </w:pPr>
+            <w:r>
+              <w:t xml:space="preserve">ул. Союзная</w:t>
+            </w:r>
+          </w:p>
+        </w:tc>
+        <w:tc>
+          <w:tcPr/>
+          <w:p>
+            <w:pPr>
+              <w:pStyle w:val="Compact"/>
+            </w:pPr>
+            <w:r>
+              <w:rPr>
+                <w:b/>
+                <w:bCs/>
+              </w:rPr>
+              <w:t xml:space="preserve">06.07.2026</w:t>
+            </w:r>
+          </w:p>
+        </w:tc>
+        <w:tc>
+          <w:tcPr/>
+          <w:p>
+            <w:pPr>
+              <w:pStyle w:val="Compact"/>
+            </w:pPr>
+            <w:r>
+              <w:t xml:space="preserve">«строится» ⚠️</w:t>
+            </w:r>
+          </w:p>
+        </w:tc>
+        <w:tc>
+          <w:tcPr/>
+          <w:p>
+            <w:pPr>
+              <w:pStyle w:val="Compact"/>
+              <w:jc w:val="right"/>
+            </w:pPr>
+            <w:r>
+              <w:t xml:space="preserve">146</w:t>
+            </w:r>
+          </w:p>
+        </w:tc>
+        <w:tc>
+          <w:tcPr/>
+          <w:p>
+            <w:pPr>
+              <w:pStyle w:val="Compact"/>
+              <w:jc w:val="right"/>
+            </w:pPr>
+            <w:r>
+              <w:t xml:space="preserve">3,93 млн</w:t>
+            </w:r>
+          </w:p>
+        </w:tc>
+      </w:tr>
+      <w:tr>
+        <w:tc>
+          <w:tcPr/>
+          <w:p>
+            <w:pPr>
+              <w:pStyle w:val="Compact"/>
+            </w:pPr>
+            <w:r>
+              <w:t xml:space="preserve">Forest дом 4</w:t>
+            </w:r>
+          </w:p>
+        </w:tc>
+        <w:tc>
+          <w:tcPr/>
+          <w:p>
+            <w:pPr>
+              <w:pStyle w:val="Compact"/>
+            </w:pPr>
+            <w:r>
+              <w:t xml:space="preserve">40 лет Победы</w:t>
+            </w:r>
+          </w:p>
+        </w:tc>
+        <w:tc>
+          <w:tcPr/>
+          <w:p>
+            <w:pPr>
+              <w:pStyle w:val="Compact"/>
+            </w:pPr>
+            <w:r>
+              <w:t xml:space="preserve">кон. 2023</w:t>
+            </w:r>
+          </w:p>
+        </w:tc>
+        <w:tc>
+          <w:tcPr/>
+          <w:p>
+            <w:pPr>
+              <w:pStyle w:val="Compact"/>
+            </w:pPr>
+            <w:r>
+              <w:t xml:space="preserve">сдан</w:t>
+            </w:r>
+          </w:p>
+        </w:tc>
+        <w:tc>
+          <w:tcPr/>
+          <w:p>
+            <w:pPr>
+              <w:pStyle w:val="Compact"/>
+              <w:jc w:val="right"/>
+            </w:pPr>
+            <w:r>
+              <w:t xml:space="preserve">13</w:t>
+            </w:r>
+          </w:p>
+        </w:tc>
+        <w:tc>
+          <w:tcPr/>
+          <w:p>
+            <w:pPr>
+              <w:pStyle w:val="Compact"/>
+              <w:jc w:val="right"/>
+            </w:pPr>
+            <w:r>
+              <w:t xml:space="preserve">4,14 млн</w:t>
+            </w:r>
+          </w:p>
+        </w:tc>
+      </w:tr>
+      <w:tr>
+        <w:tc>
+          <w:tcPr/>
+          <w:p>
+            <w:pPr>
+              <w:pStyle w:val="Compact"/>
+            </w:pPr>
+            <w:r>
+              <w:t xml:space="preserve">Forest дом 5</w:t>
+            </w:r>
+          </w:p>
+        </w:tc>
+        <w:tc>
+          <w:tcPr/>
+          <w:p>
+            <w:pPr>
+              <w:pStyle w:val="Compact"/>
+            </w:pPr>
+            <w:r>
+              <w:t xml:space="preserve">40 лет Победы</w:t>
+            </w:r>
+          </w:p>
+        </w:tc>
+        <w:tc>
+          <w:tcPr/>
+          <w:p>
+            <w:pPr>
+              <w:pStyle w:val="Compact"/>
+            </w:pPr>
+            <w:r>
+              <w:t xml:space="preserve">12.2024</w:t>
+            </w:r>
+          </w:p>
+        </w:tc>
+        <w:tc>
+          <w:tcPr/>
+          <w:p>
+            <w:pPr>
+              <w:pStyle w:val="Compact"/>
+            </w:pPr>
+            <w:r>
+              <w:t xml:space="preserve">«строится» ⚠️</w:t>
+            </w:r>
+          </w:p>
+        </w:tc>
+        <w:tc>
+          <w:tcPr/>
+          <w:p>
+            <w:pPr>
+              <w:pStyle w:val="Compact"/>
+              <w:jc w:val="right"/>
+            </w:pPr>
+            <w:r>
+              <w:t xml:space="preserve">64</w:t>
+            </w:r>
+          </w:p>
+        </w:tc>
+        <w:tc>
+          <w:tcPr/>
+          <w:p>
+            <w:pPr>
+              <w:pStyle w:val="Compact"/>
+              <w:jc w:val="right"/>
+            </w:pPr>
+            <w:r>
+              <w:t xml:space="preserve">3,85 млн</w:t>
+            </w:r>
+          </w:p>
+        </w:tc>
+      </w:tr>
+      <w:tr>
+        <w:tc>
+          <w:tcPr/>
+          <w:p>
+            <w:pPr>
+              <w:pStyle w:val="Compact"/>
+            </w:pPr>
+            <w:r>
+              <w:t xml:space="preserve">Forest дом 6</w:t>
+            </w:r>
+          </w:p>
+        </w:tc>
+        <w:tc>
+          <w:tcPr/>
+          <w:p>
+            <w:pPr>
+              <w:pStyle w:val="Compact"/>
+            </w:pPr>
+            <w:r>
+              <w:t xml:space="preserve">ул. Васнецова</w:t>
+            </w:r>
+          </w:p>
+        </w:tc>
+        <w:tc>
+          <w:tcPr/>
+          <w:p>
+            <w:pPr>
+              <w:pStyle w:val="Compact"/>
+            </w:pPr>
+            <w:r>
+              <w:t xml:space="preserve">12.2025</w:t>
+            </w:r>
+          </w:p>
+        </w:tc>
+        <w:tc>
+          <w:tcPr/>
+          <w:p>
+            <w:pPr>
+              <w:pStyle w:val="Compact"/>
+            </w:pPr>
+            <w:r>
+              <w:t xml:space="preserve">«строится» ⚠️</w:t>
+            </w:r>
+          </w:p>
+        </w:tc>
+        <w:tc>
+          <w:tcPr/>
+          <w:p>
+            <w:pPr>
+              <w:pStyle w:val="Compact"/>
+              <w:jc w:val="right"/>
+            </w:pPr>
+            <w:r>
+              <w:t xml:space="preserve">148</w:t>
+            </w:r>
+          </w:p>
+        </w:tc>
+        <w:tc>
+          <w:tcPr/>
+          <w:p>
+            <w:pPr>
+              <w:pStyle w:val="Compact"/>
+              <w:jc w:val="right"/>
+            </w:pPr>
+            <w:r>
+              <w:t xml:space="preserve">3,55 млн</w:t>
+            </w:r>
+          </w:p>
+        </w:tc>
+      </w:tr>
+      <w:tr>
+        <w:tc>
+          <w:tcPr/>
+          <w:p>
+            <w:pPr>
+              <w:pStyle w:val="Compact"/>
+            </w:pPr>
+            <w:r>
+              <w:rPr>
+                <w:b/>
+                <w:bCs/>
+              </w:rPr>
+              <w:t xml:space="preserve">Итого</w:t>
+            </w:r>
+          </w:p>
+        </w:tc>
+        <w:tc>
+          <w:tcPr/>
+          <w:p>
+            <w:pPr>
+              <w:pStyle w:val="Compact"/>
+            </w:pPr>
+          </w:p>
+        </w:tc>
+        <w:tc>
+          <w:tcPr/>
+          <w:p>
+            <w:pPr>
+              <w:pStyle w:val="Compact"/>
+            </w:pPr>
+          </w:p>
+        </w:tc>
+        <w:tc>
+          <w:tcPr/>
+          <w:p>
+            <w:pPr>
+              <w:pStyle w:val="Compact"/>
+            </w:pPr>
+          </w:p>
+        </w:tc>
+        <w:tc>
+          <w:tcPr/>
+          <w:p>
+            <w:pPr>
+              <w:pStyle w:val="Compact"/>
+              <w:jc w:val="right"/>
+            </w:pPr>
+            <w:r>
+              <w:rPr>
+                <w:b/>
+                <w:bCs/>
+              </w:rPr>
+              <w:t xml:space="preserve">467</w:t>
+            </w:r>
+          </w:p>
+        </w:tc>
+        <w:tc>
+          <w:tcPr/>
+          <w:p>
+            <w:pPr>
+              <w:pStyle w:val="Compact"/>
+            </w:pPr>
+          </w:p>
+        </w:tc>
+      </w:tr>
+    </w:tbl>
+    <w:p>
+      <w:pPr>
+        <w:pStyle w:val="BodyText"/>
+      </w:pPr>
+      <w:r>
+        <w:t xml:space="preserve">Два разных хвоста: (а)</w:t>
+      </w:r>
+      <w:r>
+        <w:t xml:space="preserve"> </w:t>
+      </w:r>
+      <w:r>
+        <w:rPr>
+          <w:b/>
+          <w:bCs/>
+        </w:rPr>
+        <w:t xml:space="preserve">зависшие старые</w:t>
+      </w:r>
+      <w:r>
+        <w:t xml:space="preserve"> </w:t>
+      </w:r>
+      <w:r>
+        <w:t xml:space="preserve">— Дом 1 Берши и АРТНОВА К1 держат 63 квартиры</w:t>
+      </w:r>
+      <w:r>
+        <w:t xml:space="preserve"> </w:t>
+      </w:r>
+      <w:r>
+        <w:t xml:space="preserve">спустя 2+ года после ввода; (б)</w:t>
+      </w:r>
+      <w:r>
+        <w:t xml:space="preserve"> </w:t>
+      </w:r>
+      <w:r>
+        <w:rPr>
+          <w:b/>
+          <w:bCs/>
+        </w:rPr>
+        <w:t xml:space="preserve">свежесданные крупные</w:t>
+      </w:r>
+      <w:r>
+        <w:t xml:space="preserve"> </w:t>
+      </w:r>
+      <w:r>
+        <w:t xml:space="preserve">— К5.2 (введён 06.07.2026: 146 из</w:t>
+      </w:r>
+      <w:r>
+        <w:t xml:space="preserve"> </w:t>
+      </w:r>
+      <w:r>
+        <w:t xml:space="preserve">160 квартир свободны, распродано ~9% к вводу) и Forest-6 (148 свободных через 7 месяцев после</w:t>
+      </w:r>
+      <w:r>
+        <w:t xml:space="preserve"> </w:t>
+      </w:r>
+      <w:r>
+        <w:t xml:space="preserve">ввода). Плюс кладовые (39) и офисы (5, от 10 до 20 млн) — тоже непроданные метры.</w:t>
       </w:r>
     </w:p>
     <w:bookmarkEnd w:id="11"/>

--- a/docs/ready-stock-report.docx
+++ b/docs/ready-stock-report.docx
@@ -908,66 +908,64 @@
               <w:pStyle w:val="Compact"/>
             </w:pPr>
             <w:r>
+              <w:t xml:space="preserve">АСПЭК-Домстрой</w:t>
+            </w:r>
+          </w:p>
+        </w:tc>
+        <w:tc>
+          <w:tcPr/>
+          <w:p>
+            <w:pPr>
+              <w:pStyle w:val="Compact"/>
+              <w:jc w:val="right"/>
+            </w:pPr>
+            <w:r>
+              <w:t xml:space="preserve">1 880</w:t>
+            </w:r>
+          </w:p>
+        </w:tc>
+        <w:tc>
+          <w:tcPr/>
+          <w:p>
+            <w:pPr>
+              <w:pStyle w:val="Compact"/>
+              <w:jc w:val="right"/>
+            </w:pPr>
+            <w:r>
               <w:rPr>
                 <w:b/>
                 <w:bCs/>
               </w:rPr>
-              <w:t xml:space="preserve">АСПЭК-Домстрой</w:t>
-            </w:r>
-          </w:p>
-        </w:tc>
-        <w:tc>
-          <w:tcPr/>
-          <w:p>
-            <w:pPr>
-              <w:pStyle w:val="Compact"/>
-              <w:jc w:val="right"/>
-            </w:pPr>
-            <w:r>
-              <w:t xml:space="preserve">1 880</w:t>
-            </w:r>
-          </w:p>
-        </w:tc>
-        <w:tc>
-          <w:tcPr/>
-          <w:p>
-            <w:pPr>
-              <w:pStyle w:val="Compact"/>
-              <w:jc w:val="right"/>
-            </w:pPr>
-            <w:r>
-              <w:rPr>
-                <w:b/>
-                <w:bCs/>
-              </w:rPr>
-              <w:t xml:space="preserve">~100–436</w:t>
-            </w:r>
-          </w:p>
-        </w:tc>
-        <w:tc>
-          <w:tcPr/>
-          <w:p>
-            <w:pPr>
-              <w:pStyle w:val="Compact"/>
-              <w:jc w:val="right"/>
-            </w:pPr>
-            <w:r>
-              <w:rPr>
-                <w:b/>
-                <w:bCs/>
-              </w:rPr>
-              <w:t xml:space="preserve">~10–23%</w:t>
-            </w:r>
-          </w:p>
-        </w:tc>
-        <w:tc>
-          <w:tcPr/>
-          <w:p>
-            <w:pPr>
-              <w:pStyle w:val="Compact"/>
-            </w:pPr>
-            <w:r>
-              <w:t xml:space="preserve">см. §3 — вилка между экспозицией и шахматкой</w:t>
+              <w:t xml:space="preserve">~50–80</w:t>
+            </w:r>
+            <w:r>
+              <w:t xml:space="preserve"> </w:t>
+            </w:r>
+            <w:r>
+              <w:t xml:space="preserve">(испр. 23.07)</w:t>
+            </w:r>
+          </w:p>
+        </w:tc>
+        <w:tc>
+          <w:tcPr/>
+          <w:p>
+            <w:pPr>
+              <w:pStyle w:val="Compact"/>
+              <w:jc w:val="right"/>
+            </w:pPr>
+            <w:r>
+              <w:t xml:space="preserve">~3–4%</w:t>
+            </w:r>
+          </w:p>
+        </w:tc>
+        <w:tc>
+          <w:tcPr/>
+          <w:p>
+            <w:pPr>
+              <w:pStyle w:val="Compact"/>
+            </w:pPr>
+            <w:r>
+              <w:t xml:space="preserve">живой каталог Profitbase: сданные АРТНОВА 48 (5.2: 17 из 160, 5.3: 31); Берша ~2–20 и Forest — допроверяются (§3)</w:t>
             </w:r>
           </w:p>
         </w:tc>
@@ -1016,7 +1014,7 @@
                 <w:b/>
                 <w:bCs/>
               </w:rPr>
-              <w:t xml:space="preserve">~280–614</w:t>
+              <w:t xml:space="preserve">~230–260</w:t>
             </w:r>
           </w:p>
         </w:tc>
@@ -1032,7 +1030,7 @@
                 <w:b/>
                 <w:bCs/>
               </w:rPr>
-              <w:t xml:space="preserve">~2–4%</w:t>
+              <w:t xml:space="preserve">~1,5%</w:t>
             </w:r>
           </w:p>
         </w:tc>
@@ -1047,21 +1045,142 @@
       </w:tr>
     </w:tbl>
     <w:bookmarkEnd w:id="10"/>
-    <w:bookmarkStart w:id="11" w:name="X9ee64802cc8c2b6908152ca51349ff03f0cddec"/>
+    <w:bookmarkStart w:id="11" w:name="аспэк-отдельный-разбор"/>
     <w:p>
       <w:pPr>
         <w:pStyle w:val="Heading2"/>
       </w:pPr>
       <w:r>
-        <w:t xml:space="preserve">3. АСПЭК — отдельный разбор (весь хвост региона здесь)</w:t>
+        <w:t xml:space="preserve">3. АСПЭК — отдельный разбор</w:t>
       </w:r>
     </w:p>
     <w:p>
       <w:pPr>
+        <w:pStyle w:val="BlockText"/>
+      </w:pPr>
+      <w:r>
+        <w:t xml:space="preserve">⚠️</w:t>
+      </w:r>
+      <w:r>
+        <w:t xml:space="preserve"> </w:t>
+      </w:r>
+      <w:r>
+        <w:rPr>
+          <w:b/>
+          <w:bCs/>
+        </w:rPr>
+        <w:t xml:space="preserve">ИСПРАВЛЕНИЕ 23.07.2026 (важно).</w:t>
+      </w:r>
+      <w:r>
+        <w:t xml:space="preserve"> </w:t>
+      </w:r>
+      <w:r>
+        <w:t xml:space="preserve">Первоначальная оценка «~436–467 свободных квартир»</w:t>
+      </w:r>
+      <w:r>
+        <w:t xml:space="preserve"> </w:t>
+      </w:r>
+      <w:r>
+        <w:t xml:space="preserve">оказалась</w:t>
+      </w:r>
+      <w:r>
+        <w:t xml:space="preserve"> </w:t>
+      </w:r>
+      <w:r>
+        <w:rPr>
+          <w:b/>
+          <w:bCs/>
+        </w:rPr>
+        <w:t xml:space="preserve">завышенной</w:t>
+      </w:r>
+      <w:r>
+        <w:t xml:space="preserve">: она была снята из статического JSON маркетингового сайта</w:t>
+      </w:r>
+      <w:r>
+        <w:t xml:space="preserve"> </w:t>
+      </w:r>
+      <w:r>
+        <w:t xml:space="preserve">(</w:t>
+      </w:r>
+      <w:r>
+        <w:rPr>
+          <w:rStyle w:val="VerbatimChar"/>
+        </w:rPr>
+        <w:t xml:space="preserve">__NEXT_DATA__</w:t>
+      </w:r>
+      <w:r>
+        <w:t xml:space="preserve">), а настоящий каталог АСПЭК — виджет Profitbase CRM в iframe, который</w:t>
+      </w:r>
+      <w:r>
+        <w:t xml:space="preserve"> </w:t>
+      </w:r>
+      <w:r>
+        <w:t xml:space="preserve">curl-сбор не видел. Живой каталог (проверен глазами в браузере 23.07) показывает:</w:t>
+      </w:r>
+      <w:r>
+        <w:t xml:space="preserve"> </w:t>
+      </w:r>
+      <w:r>
+        <w:rPr>
+          <w:b/>
+          <w:bCs/>
+        </w:rPr>
+        <w:t xml:space="preserve">АРТНОВА 5.2 «Дом сдан» — 17 свободных из 160 (распродан ~89%), 5.3 «Дом сдан» — 31,</w:t>
+      </w:r>
+      <w:r>
+        <w:rPr>
+          <w:b/>
+          <w:bCs/>
+        </w:rPr>
+        <w:t xml:space="preserve"> </w:t>
+      </w:r>
+      <w:r>
+        <w:rPr>
+          <w:b/>
+          <w:bCs/>
+        </w:rPr>
+        <w:t xml:space="preserve">строящийся 5.1 — 51.</w:t>
+      </w:r>
+      <w:r>
+        <w:t xml:space="preserve"> </w:t>
+      </w:r>
+      <w:r>
+        <w:t xml:space="preserve">Претензия АСПЭК «у нас почти всё продано» по К5.2 — справедлива.</w:t>
+      </w:r>
+      <w:r>
+        <w:t xml:space="preserve"> </w:t>
+      </w:r>
+      <w:r>
+        <w:t xml:space="preserve">Поле</w:t>
+      </w:r>
+      <w:r>
+        <w:t xml:space="preserve"> </w:t>
+      </w:r>
+      <w:r>
+        <w:rPr>
+          <w:rStyle w:val="VerbatimChar"/>
+        </w:rPr>
+        <w:t xml:space="preserve">availableCount</w:t>
+      </w:r>
+      <w:r>
+        <w:t xml:space="preserve"> </w:t>
+      </w:r>
+      <w:r>
+        <w:t xml:space="preserve">в кэше сайта означало не «в продаже», а размер справочника планировок.</w:t>
+      </w:r>
+      <w:r>
+        <w:t xml:space="preserve"> </w:t>
+      </w:r>
+      <w:r>
+        <w:t xml:space="preserve">Ниже §3 сохранён с исправленными числами; старые оценки помечены как ошибочные.</w:t>
+      </w:r>
+    </w:p>
+    <w:p>
+      <w:pPr>
         <w:pStyle w:val="FirstParagraph"/>
       </w:pPr>
       <w:r>
-        <w:t xml:space="preserve">Три источника дают разные числа, и расхождение само по себе диагноз:</w:t>
+        <w:t xml:space="preserve">Три источника дают разные числа — и теперь ясно, какой врёт:</w:t>
       </w:r>
     </w:p>
     <w:tbl>
@@ -1072,11 +1191,11 @@
         <w:tblLook w:firstRow="1" w:lastRow="0" w:firstColumn="0" w:lastColumn="0" w:noHBand="0" w:noVBand="0" w:val="0020"/>
       </w:tblPr>
       <w:tblGrid>
-        <w:gridCol w:w="1250"/>
-        <w:gridCol w:w="1667"/>
-        <w:gridCol w:w="1667"/>
-        <w:gridCol w:w="1667"/>
-        <w:gridCol w:w="1667"/>
+        <w:gridCol w:w="1320"/>
+        <w:gridCol w:w="1760"/>
+        <w:gridCol w:w="1760"/>
+        <w:gridCol w:w="1760"/>
+        <w:gridCol w:w="1320"/>
       </w:tblGrid>
       <w:tr>
         <w:trPr>
@@ -1134,10 +1253,9 @@
           <w:p>
             <w:pPr>
               <w:pStyle w:val="Compact"/>
-              <w:jc w:val="right"/>
-            </w:pPr>
-            <w:r>
-              <w:t xml:space="preserve">Итого</w:t>
+            </w:pPr>
+            <w:r>
+              <w:t xml:space="preserve">Вердикт</w:t>
             </w:r>
           </w:p>
         </w:tc>
@@ -1150,18 +1268,37 @@
               <w:pStyle w:val="Compact"/>
             </w:pPr>
             <w:r>
-              <w:t xml:space="preserve">Шахматка сайта (свободно)</w:t>
-            </w:r>
-          </w:p>
-        </w:tc>
-        <w:tc>
-          <w:tcPr/>
-          <w:p>
-            <w:pPr>
-              <w:pStyle w:val="Compact"/>
-              <w:jc w:val="right"/>
-            </w:pPr>
-            <w:r>
+              <w:rPr>
+                <w:strike/>
+              </w:rPr>
+              <w:t xml:space="preserve">Кэш сайта (</w:t>
+            </w:r>
+            <w:r>
+              <w:rPr>
+                <w:rStyle w:val="VerbatimChar"/>
+                <w:strike/>
+              </w:rPr>
+              <w:t xml:space="preserve">__NEXT_DATA__</w:t>
+            </w:r>
+            <w:r>
+              <w:rPr>
+                <w:strike/>
+              </w:rPr>
+              <w:t xml:space="preserve">)</w:t>
+            </w:r>
+          </w:p>
+        </w:tc>
+        <w:tc>
+          <w:tcPr/>
+          <w:p>
+            <w:pPr>
+              <w:pStyle w:val="Compact"/>
+              <w:jc w:val="right"/>
+            </w:pPr>
+            <w:r>
+              <w:rPr>
+                <w:strike/>
+              </w:rPr>
               <w:t xml:space="preserve">53</w:t>
             </w:r>
           </w:p>
@@ -1174,35 +1311,46 @@
               <w:jc w:val="right"/>
             </w:pPr>
             <w:r>
-              <w:t xml:space="preserve">171</w:t>
-            </w:r>
-          </w:p>
-        </w:tc>
-        <w:tc>
-          <w:tcPr/>
-          <w:p>
-            <w:pPr>
-              <w:pStyle w:val="Compact"/>
-              <w:jc w:val="right"/>
-            </w:pPr>
-            <w:r>
-              <w:t xml:space="preserve">212</w:t>
-            </w:r>
-          </w:p>
-        </w:tc>
-        <w:tc>
-          <w:tcPr/>
-          <w:p>
-            <w:pPr>
-              <w:pStyle w:val="Compact"/>
-              <w:jc w:val="right"/>
+              <w:rPr>
+                <w:strike/>
+              </w:rPr>
+              <w:t xml:space="preserve">189</w:t>
+            </w:r>
+          </w:p>
+        </w:tc>
+        <w:tc>
+          <w:tcPr/>
+          <w:p>
+            <w:pPr>
+              <w:pStyle w:val="Compact"/>
+              <w:jc w:val="right"/>
+            </w:pPr>
+            <w:r>
+              <w:rPr>
+                <w:strike/>
+              </w:rPr>
+              <w:t xml:space="preserve">225</w:t>
+            </w:r>
+          </w:p>
+        </w:tc>
+        <w:tc>
+          <w:tcPr/>
+          <w:p>
+            <w:pPr>
+              <w:pStyle w:val="Compact"/>
             </w:pPr>
             <w:r>
               <w:rPr>
                 <w:b/>
                 <w:bCs/>
               </w:rPr>
-              <w:t xml:space="preserve">436</w:t>
+              <w:t xml:space="preserve">ОШИБОЧЕН</w:t>
+            </w:r>
+            <w:r>
+              <w:t xml:space="preserve"> </w:t>
+            </w:r>
+            <w:r>
+              <w:t xml:space="preserve">— не синхронизирован с CRM</w:t>
             </w:r>
           </w:p>
         </w:tc>
@@ -1215,7 +1363,90 @@
               <w:pStyle w:val="Compact"/>
             </w:pPr>
             <w:r>
-              <w:t xml:space="preserve">Домклик («от застройщика», обновл. &lt;24 ч)</w:t>
+              <w:rPr>
+                <w:b/>
+                <w:bCs/>
+              </w:rPr>
+              <w:t xml:space="preserve">Живой каталог Profitbase</w:t>
+            </w:r>
+            <w:r>
+              <w:t xml:space="preserve"> </w:t>
+            </w:r>
+            <w:r>
+              <w:t xml:space="preserve">(23.07, глазами)</w:t>
+            </w:r>
+          </w:p>
+        </w:tc>
+        <w:tc>
+          <w:tcPr/>
+          <w:p>
+            <w:pPr>
+              <w:pStyle w:val="Compact"/>
+              <w:jc w:val="right"/>
+            </w:pPr>
+            <w:r>
+              <w:t xml:space="preserve">уточняется</w:t>
+            </w:r>
+          </w:p>
+        </w:tc>
+        <w:tc>
+          <w:tcPr/>
+          <w:p>
+            <w:pPr>
+              <w:pStyle w:val="Compact"/>
+              <w:jc w:val="right"/>
+            </w:pPr>
+            <w:r>
+              <w:t xml:space="preserve">сданные:</w:t>
+            </w:r>
+            <w:r>
+              <w:t xml:space="preserve"> </w:t>
+            </w:r>
+            <w:r>
+              <w:rPr>
+                <w:b/>
+                <w:bCs/>
+              </w:rPr>
+              <w:t xml:space="preserve">17+31=48</w:t>
+            </w:r>
+            <w:r>
+              <w:t xml:space="preserve">; стройка 5.1: 51</w:t>
+            </w:r>
+          </w:p>
+        </w:tc>
+        <w:tc>
+          <w:tcPr/>
+          <w:p>
+            <w:pPr>
+              <w:pStyle w:val="Compact"/>
+              <w:jc w:val="right"/>
+            </w:pPr>
+            <w:r>
+              <w:t xml:space="preserve">уточняется</w:t>
+            </w:r>
+          </w:p>
+        </w:tc>
+        <w:tc>
+          <w:tcPr/>
+          <w:p>
+            <w:pPr>
+              <w:pStyle w:val="Compact"/>
+            </w:pPr>
+            <w:r>
+              <w:t xml:space="preserve">✅ истина (это видит покупатель)</w:t>
+            </w:r>
+          </w:p>
+        </w:tc>
+      </w:tr>
+      <w:tr>
+        <w:tc>
+          <w:tcPr/>
+          <w:p>
+            <w:pPr>
+              <w:pStyle w:val="Compact"/>
+            </w:pPr>
+            <w:r>
+              <w:t xml:space="preserve">Домклик («от застройщика», фид CRM)</w:t>
             </w:r>
           </w:p>
         </w:tc>
@@ -1249,6 +1480,12 @@
               </w:rPr>
               <w:t xml:space="preserve">100</w:t>
             </w:r>
+            <w:r>
+              <w:t xml:space="preserve"> </w:t>
+            </w:r>
+            <w:r>
+              <w:t xml:space="preserve">(все статусы по проекту — сходится с каталогом)</w:t>
+            </w:r>
           </w:p>
         </w:tc>
         <w:tc>
@@ -1268,10 +1505,9 @@
           <w:p>
             <w:pPr>
               <w:pStyle w:val="Compact"/>
-              <w:jc w:val="right"/>
-            </w:pPr>
-            <w:r>
-              <w:t xml:space="preserve">102+</w:t>
+            </w:pPr>
+            <w:r>
+              <w:t xml:space="preserve">✅ согласуется с каталогом</w:t>
             </w:r>
           </w:p>
         </w:tc>
@@ -1339,10 +1575,9 @@
           <w:p>
             <w:pPr>
               <w:pStyle w:val="Compact"/>
-              <w:jc w:val="right"/>
-            </w:pPr>
-            <w:r>
-              <w:t xml:space="preserve">—</w:t>
+            </w:pPr>
+            <w:r>
+              <w:t xml:space="preserve">согласуется</w:t>
             </w:r>
           </w:p>
         </w:tc>
@@ -1353,13 +1588,19 @@
         <w:pStyle w:val="BodyText"/>
       </w:pPr>
       <w:r>
-        <w:t xml:space="preserve">Как это читать: шахматка сайта — полный незакрытый остаток (включая придержанные лоты);</w:t>
-      </w:r>
-      <w:r>
-        <w:t xml:space="preserve"> </w:t>
-      </w:r>
-      <w:r>
-        <w:t xml:space="preserve">классифайды — то, что реально выставлено. Правда в вилке</w:t>
+        <w:t xml:space="preserve">Что остаётся верным и после исправления: (а) даты ввода — все корпуса ниже введены по ЕИСЖС,</w:t>
+      </w:r>
+      <w:r>
+        <w:t xml:space="preserve"> </w:t>
+      </w:r>
+      <w:r>
+        <w:t xml:space="preserve">включая те, что сайт метит «строится»; (б) статусы на маркетинговом сайте не обновляются —</w:t>
+      </w:r>
+      <w:r>
+        <w:t xml:space="preserve"> </w:t>
+      </w:r>
+      <w:r>
+        <w:t xml:space="preserve">это по-прежнему факт про цифровую гигиену; (в) худшая распроданность</w:t>
       </w:r>
       <w:r>
         <w:t xml:space="preserve"> </w:t>
@@ -1369,22 +1610,13 @@
           <w:b/>
           <w:bCs/>
         </w:rPr>
-        <w:t xml:space="preserve">~100–467 квартир</w:t>
-      </w:r>
-      <w:r>
-        <w:t xml:space="preserve">, но оба конца</w:t>
-      </w:r>
-      <w:r>
-        <w:t xml:space="preserve"> </w:t>
-      </w:r>
-      <w:r>
-        <w:t xml:space="preserve">плохие: либо хвост огромен, либо хвост огромен И его почти не продвигают (БершаСити:</w:t>
-      </w:r>
-      <w:r>
-        <w:t xml:space="preserve"> </w:t>
-      </w:r>
-      <w:r>
-        <w:t xml:space="preserve">53 свободных — 2 в активной продаже). У АСПЭК же — худшая распроданность текущей стройки (4,2%).</w:t>
+        <w:t xml:space="preserve">текущей стройки</w:t>
+      </w:r>
+      <w:r>
+        <w:t xml:space="preserve"> </w:t>
+      </w:r>
+      <w:r>
+        <w:t xml:space="preserve">АСПЭК (4,2%, госданные ЕИСЖС) исправлением не затронута.</w:t>
       </w:r>
     </w:p>
     <w:p>
@@ -1396,25 +1628,19 @@
           <w:b/>
           <w:bCs/>
         </w:rPr>
-        <w:t xml:space="preserve">Покорпусная детализация (шахматка сайта × даты ввода ЕИСЖС, 22.07.2026).</w:t>
-      </w:r>
-      <w:r>
-        <w:t xml:space="preserve"> </w:t>
-      </w:r>
-      <w:r>
-        <w:t xml:space="preserve">Ключевой факт:</w:t>
-      </w:r>
-      <w:r>
-        <w:t xml:space="preserve"> </w:t>
-      </w:r>
-      <w:r>
-        <w:t xml:space="preserve">ВСЕ корпуса с остатками уже введены в эксплуатацию по ЕИСЖС — включая те, что сайт до сих</w:t>
-      </w:r>
-      <w:r>
-        <w:t xml:space="preserve"> </w:t>
-      </w:r>
-      <w:r>
-        <w:t xml:space="preserve">пор метит «строится»:</w:t>
+        <w:t xml:space="preserve">Покорпусная таблица ниже — из ОШИБОЧНОГО кэша сайта</w:t>
+      </w:r>
+      <w:r>
+        <w:t xml:space="preserve"> </w:t>
+      </w:r>
+      <w:r>
+        <w:t xml:space="preserve">(сохранена для прозрачности</w:t>
+      </w:r>
+      <w:r>
+        <w:t xml:space="preserve"> </w:t>
+      </w:r>
+      <w:r>
+        <w:t xml:space="preserve">исправления; колонка «свободно» завышена, реальные остатки см. врезку выше):</w:t>
       </w:r>
     </w:p>
     <w:tbl>
@@ -2625,25 +2851,31 @@
           <w:b/>
           <w:bCs/>
         </w:rPr>
-        <w:t xml:space="preserve">Готовый хвост — не проблема рынка, а проблема одного игрока.</w:t>
-      </w:r>
-      <w:r>
-        <w:t xml:space="preserve"> </w:t>
-      </w:r>
-      <w:r>
-        <w:t xml:space="preserve">7 из 8 крупных</w:t>
-      </w:r>
-      <w:r>
-        <w:t xml:space="preserve"> </w:t>
-      </w:r>
-      <w:r>
-        <w:t xml:space="preserve">застройщиков продают сданное в 0–5,5%; итог по топ-8 — единицы процентов. Практически</w:t>
-      </w:r>
-      <w:r>
-        <w:t xml:space="preserve"> </w:t>
-      </w:r>
-      <w:r>
-        <w:t xml:space="preserve">весь замороженный остаток региона сконцентрирован у АСПЭК.</w:t>
+        <w:t xml:space="preserve">Готовый хвост мал у ВСЕХ крупных застройщиков</w:t>
+      </w:r>
+      <w:r>
+        <w:t xml:space="preserve"> </w:t>
+      </w:r>
+      <w:r>
+        <w:t xml:space="preserve">(испр. 23.07 после проверки живым</w:t>
+      </w:r>
+      <w:r>
+        <w:t xml:space="preserve"> </w:t>
+      </w:r>
+      <w:r>
+        <w:t xml:space="preserve">каталогом АСПЭК): 0–5,5% от введённого, итог по топ-8 ~1,5%. Рынок готового жилья</w:t>
+      </w:r>
+      <w:r>
+        <w:t xml:space="preserve"> </w:t>
+      </w:r>
+      <w:r>
+        <w:t xml:space="preserve">региона поглощается почти полностью — «замороженных» сданных квартир немного даже</w:t>
+      </w:r>
+      <w:r>
+        <w:t xml:space="preserve"> </w:t>
+      </w:r>
+      <w:r>
+        <w:t xml:space="preserve">у аутсайдера текущей стройки.</w:t>
       </w:r>
     </w:p>
     <w:p>
@@ -2659,25 +2891,19 @@
           <w:b/>
           <w:bCs/>
         </w:rPr>
-        <w:t xml:space="preserve">Разрыв ×30 на готовом — самое чистое доказательство «продукт решает».</w:t>
-      </w:r>
-      <w:r>
-        <w:t xml:space="preserve"> </w:t>
-      </w:r>
-      <w:r>
-        <w:t xml:space="preserve">На строящихся</w:t>
-      </w:r>
-      <w:r>
-        <w:t xml:space="preserve"> </w:t>
-      </w:r>
-      <w:r>
-        <w:t xml:space="preserve">разрывы можно было списывать на сроки сдачи; здесь сроки у всех «наступили». Кто-то</w:t>
-      </w:r>
-      <w:r>
-        <w:t xml:space="preserve"> </w:t>
-      </w:r>
-      <w:r>
-        <w:t xml:space="preserve">продаёт в ноль до ввода, кто-то сидит на сотнях готовых квартир.</w:t>
+        <w:t xml:space="preserve">Разрыв на готовом скромнее, чем казалось</w:t>
+      </w:r>
+      <w:r>
+        <w:t xml:space="preserve"> </w:t>
+      </w:r>
+      <w:r>
+        <w:t xml:space="preserve">(испр. 23.07): 0% у сильных против ~3–4%</w:t>
+      </w:r>
+      <w:r>
+        <w:t xml:space="preserve"> </w:t>
+      </w:r>
+      <w:r>
+        <w:t xml:space="preserve">у АСПЭК — различие есть, но не ×30. Осторожно с этим доводом со сцены.</w:t>
       </w:r>
     </w:p>
     <w:p>

--- a/docs/ready-stock-report.docx
+++ b/docs/ready-stock-report.docx
@@ -280,6 +280,41 @@
             </w:pPr>
             <w:r>
               <w:t xml:space="preserve">Независимый счёт; расхождения диагностируют и данные, и маркетинг</w:t>
+            </w:r>
+          </w:p>
+        </w:tc>
+      </w:tr>
+      <w:tr>
+        <w:tc>
+          <w:tcPr/>
+          <w:p>
+            <w:pPr>
+              <w:pStyle w:val="Compact"/>
+            </w:pPr>
+            <w:r>
+              <w:t xml:space="preserve">Живой аудит</w:t>
+            </w:r>
+          </w:p>
+        </w:tc>
+        <w:tc>
+          <w:tcPr/>
+          <w:p>
+            <w:pPr>
+              <w:pStyle w:val="Compact"/>
+            </w:pPr>
+            <w:r>
+              <w:t xml:space="preserve">Каталоги/виджеты всех топ-8 глазами в браузере (23.07.2026)</w:t>
+            </w:r>
+          </w:p>
+        </w:tc>
+        <w:tc>
+          <w:tcPr/>
+          <w:p>
+            <w:pPr>
+              <w:pStyle w:val="Compact"/>
+            </w:pPr>
+            <w:r>
+              <w:t xml:space="preserve">Контроль после инцидента АСПЭК: у 6 из 7 цифры совпали 1-в-1, у АСПЭК кэш врал в ~9 раз</w:t>
             </w:r>
           </w:p>
         </w:tc>
@@ -490,6 +525,12 @@
               </w:rPr>
               <w:t xml:space="preserve">0</w:t>
             </w:r>
+            <w:r>
+              <w:t xml:space="preserve"> </w:t>
+            </w:r>
+            <w:r>
+              <w:t xml:space="preserve">✅</w:t>
+            </w:r>
           </w:p>
         </w:tc>
         <w:tc>
@@ -511,7 +552,7 @@
               <w:pStyle w:val="Compact"/>
             </w:pPr>
             <w:r>
-              <w:t xml:space="preserve">сданные корпуса ZNAK распроданы и сняты с каталога</w:t>
+              <w:t xml:space="preserve">живой каталог 23.07: фильтр «ЖК ZNAK» — пустая выдача</w:t>
             </w:r>
           </w:p>
         </w:tc>
@@ -554,6 +595,12 @@
               </w:rPr>
               <w:t xml:space="preserve">0</w:t>
             </w:r>
+            <w:r>
+              <w:t xml:space="preserve"> </w:t>
+            </w:r>
+            <w:r>
+              <w:t xml:space="preserve">✅</w:t>
+            </w:r>
           </w:p>
         </w:tc>
         <w:tc>
@@ -575,7 +622,7 @@
               <w:pStyle w:val="Compact"/>
             </w:pPr>
             <w:r>
-              <w:t xml:space="preserve">Трилогия 390/390, Атмосфера 922/922 — sold (API сайта)</w:t>
+              <w:t xml:space="preserve">живой каталог 23.07: в фильтре проектов только строящийся Город-парк</w:t>
             </w:r>
           </w:p>
         </w:tc>
@@ -618,6 +665,12 @@
               </w:rPr>
               <w:t xml:space="preserve">0</w:t>
             </w:r>
+            <w:r>
+              <w:t xml:space="preserve"> </w:t>
+            </w:r>
+            <w:r>
+              <w:t xml:space="preserve">✅</w:t>
+            </w:r>
           </w:p>
         </w:tc>
         <w:tc>
@@ -639,7 +692,7 @@
               <w:pStyle w:val="Compact"/>
             </w:pPr>
             <w:r>
-              <w:t xml:space="preserve">Домклик: «нет квартир от застройщика»; ЦИАН: то же (перекрёстно)</w:t>
+              <w:t xml:space="preserve">Домклик + ЦИАН 22.07: «нет квартир от застройщика» (перекрёстно)</w:t>
             </w:r>
           </w:p>
         </w:tc>
@@ -682,6 +735,12 @@
               </w:rPr>
               <w:t xml:space="preserve">64</w:t>
             </w:r>
+            <w:r>
+              <w:t xml:space="preserve"> </w:t>
+            </w:r>
+            <w:r>
+              <w:t xml:space="preserve">✅</w:t>
+            </w:r>
           </w:p>
         </w:tc>
         <w:tc>
@@ -703,7 +762,7 @@
               <w:pStyle w:val="Compact"/>
             </w:pPr>
             <w:r>
-              <w:t xml:space="preserve">свежесданные 2025: Финский 19, Михайловский 19 (бизнес от 16 млн), Санвилл 18</w:t>
+              <w:t xml:space="preserve">живой каталог 23.07: фильтр «Дом сдан» = 64 (совпало 1-в-1)</w:t>
             </w:r>
           </w:p>
         </w:tc>
@@ -746,6 +805,12 @@
               </w:rPr>
               <w:t xml:space="preserve">29</w:t>
             </w:r>
+            <w:r>
+              <w:t xml:space="preserve"> </w:t>
+            </w:r>
+            <w:r>
+              <w:t xml:space="preserve">✅</w:t>
+            </w:r>
           </w:p>
         </w:tc>
         <w:tc>
@@ -767,7 +832,7 @@
               <w:pStyle w:val="Compact"/>
             </w:pPr>
             <w:r>
-              <w:t xml:space="preserve">28 из 29 — «Пять континентов» д.3 (от 5,6/8,6 млн — «последние видовые»)</w:t>
+              <w:t xml:space="preserve">живой каталог 23.07: «Квартиры»+«Заселение сразу» = 29 (совпало 1-в-1)</w:t>
             </w:r>
           </w:p>
         </w:tc>
@@ -808,30 +873,36 @@
                 <w:b/>
                 <w:bCs/>
               </w:rPr>
-              <w:t xml:space="preserve">6+</w:t>
-            </w:r>
-          </w:p>
-        </w:tc>
-        <w:tc>
-          <w:tcPr/>
-          <w:p>
-            <w:pPr>
-              <w:pStyle w:val="Compact"/>
-              <w:jc w:val="right"/>
-            </w:pPr>
-            <w:r>
-              <w:t xml:space="preserve">~2%</w:t>
-            </w:r>
-          </w:p>
-        </w:tc>
-        <w:tc>
-          <w:tcPr/>
-          <w:p>
-            <w:pPr>
-              <w:pStyle w:val="Compact"/>
-            </w:pPr>
-            <w:r>
-              <w:t xml:space="preserve">Талисман 6/266 (от 7,5 млн); Спасский (16 таунхаусов) — данных нет</w:t>
+              <w:t xml:space="preserve">0</w:t>
+            </w:r>
+            <w:r>
+              <w:t xml:space="preserve"> </w:t>
+            </w:r>
+            <w:r>
+              <w:t xml:space="preserve">⬇</w:t>
+            </w:r>
+          </w:p>
+        </w:tc>
+        <w:tc>
+          <w:tcPr/>
+          <w:p>
+            <w:pPr>
+              <w:pStyle w:val="Compact"/>
+              <w:jc w:val="right"/>
+            </w:pPr>
+            <w:r>
+              <w:t xml:space="preserve">0%</w:t>
+            </w:r>
+          </w:p>
+        </w:tc>
+        <w:tc>
+          <w:tcPr/>
+          <w:p>
+            <w:pPr>
+              <w:pStyle w:val="Compact"/>
+            </w:pPr>
+            <w:r>
+              <w:t xml:space="preserve">23.07: Талисман переведён в «реализованные», шахматка 404 — витрина закрыта (было 6)</w:t>
             </w:r>
           </w:p>
         </w:tc>
@@ -872,30 +943,36 @@
                 <w:b/>
                 <w:bCs/>
               </w:rPr>
-              <w:t xml:space="preserve">79</w:t>
-            </w:r>
-          </w:p>
-        </w:tc>
-        <w:tc>
-          <w:tcPr/>
-          <w:p>
-            <w:pPr>
-              <w:pStyle w:val="Compact"/>
-              <w:jc w:val="right"/>
-            </w:pPr>
-            <w:r>
-              <w:t xml:space="preserve">5,5%</w:t>
-            </w:r>
-          </w:p>
-        </w:tc>
-        <w:tc>
-          <w:tcPr/>
-          <w:p>
-            <w:pPr>
-              <w:pStyle w:val="Compact"/>
-            </w:pPr>
-            <w:r>
-              <w:t xml:space="preserve">весь остаток — «Новый восход» (4 дома); кварталы SPEECH — в ноль</w:t>
+              <w:t xml:space="preserve">80</w:t>
+            </w:r>
+            <w:r>
+              <w:t xml:space="preserve"> </w:t>
+            </w:r>
+            <w:r>
+              <w:t xml:space="preserve">✅</w:t>
+            </w:r>
+          </w:p>
+        </w:tc>
+        <w:tc>
+          <w:tcPr/>
+          <w:p>
+            <w:pPr>
+              <w:pStyle w:val="Compact"/>
+              <w:jc w:val="right"/>
+            </w:pPr>
+            <w:r>
+              <w:t xml:space="preserve">5,6%</w:t>
+            </w:r>
+          </w:p>
+        </w:tc>
+        <w:tc>
+          <w:tcPr/>
+          <w:p>
+            <w:pPr>
+              <w:pStyle w:val="Compact"/>
+            </w:pPr>
+            <w:r>
+              <w:t xml:space="preserve">живой каталог 23.07: чип «Дом сдан» по всем проектам = 80, все в «Новом восходе»; SPEECH в ноль</w:t>
             </w:r>
           </w:p>
         </w:tc>
@@ -936,7 +1013,7 @@
                 <w:b/>
                 <w:bCs/>
               </w:rPr>
-              <w:t xml:space="preserve">~50–80</w:t>
+              <w:t xml:space="preserve">~48–50</w:t>
             </w:r>
             <w:r>
               <w:t xml:space="preserve"> </w:t>
@@ -954,18 +1031,18 @@
               <w:jc w:val="right"/>
             </w:pPr>
             <w:r>
-              <w:t xml:space="preserve">~3–4%</w:t>
-            </w:r>
-          </w:p>
-        </w:tc>
-        <w:tc>
-          <w:tcPr/>
-          <w:p>
-            <w:pPr>
-              <w:pStyle w:val="Compact"/>
-            </w:pPr>
-            <w:r>
-              <w:t xml:space="preserve">живой каталог Profitbase: сданные АРТНОВА 48 (5.2: 17 из 160, 5.3: 31); Берша ~2–20 и Forest — допроверяются (§3)</w:t>
+              <w:t xml:space="preserve">~2,6%</w:t>
+            </w:r>
+          </w:p>
+        </w:tc>
+        <w:tc>
+          <w:tcPr/>
+          <w:p>
+            <w:pPr>
+              <w:pStyle w:val="Compact"/>
+            </w:pPr>
+            <w:r>
+              <w:t xml:space="preserve">живой каталог: АРТНОВА 5.2 сдан=17, 5.3 сдан=31; сданные Берша и весь Forest сняты с продажи (§3)</w:t>
             </w:r>
           </w:p>
         </w:tc>
@@ -1014,7 +1091,7 @@
                 <w:b/>
                 <w:bCs/>
               </w:rPr>
-              <w:t xml:space="preserve">~230–260</w:t>
+              <w:t xml:space="preserve">~223</w:t>
             </w:r>
           </w:p>
         </w:tc>
@@ -1030,16 +1107,19 @@
                 <w:b/>
                 <w:bCs/>
               </w:rPr>
-              <w:t xml:space="preserve">~1,5%</w:t>
-            </w:r>
-          </w:p>
-        </w:tc>
-        <w:tc>
-          <w:tcPr/>
-          <w:p>
-            <w:pPr>
-              <w:pStyle w:val="Compact"/>
-            </w:pPr>
+              <w:t xml:space="preserve">~1,3%</w:t>
+            </w:r>
+          </w:p>
+        </w:tc>
+        <w:tc>
+          <w:tcPr/>
+          <w:p>
+            <w:pPr>
+              <w:pStyle w:val="Compact"/>
+            </w:pPr>
+            <w:r>
+              <w:t xml:space="preserve">все цифры проверены живыми каталогами 23.07.2026</w:t>
+            </w:r>
           </w:p>
         </w:tc>
       </w:tr>
@@ -1151,7 +1231,13 @@
         <w:t xml:space="preserve"> </w:t>
       </w:r>
       <w:r>
-        <w:t xml:space="preserve">Поле</w:t>
+        <w:t xml:space="preserve">Сданные дома Берша Сити и весь Forest в живом каталоге отсутствуют (сняты с продажи;</w:t>
+      </w:r>
+      <w:r>
+        <w:t xml:space="preserve"> </w:t>
+      </w:r>
+      <w:r>
+        <w:t xml:space="preserve">по Берше в продаже только строящийся дом 3 на 2028 г.). Поле</w:t>
       </w:r>
       <w:r>
         <w:t xml:space="preserve"> </w:t>
@@ -1166,7 +1252,23 @@
         <w:t xml:space="preserve"> </w:t>
       </w:r>
       <w:r>
-        <w:t xml:space="preserve">в кэше сайта означало не «в продаже», а размер справочника планировок.</w:t>
+        <w:t xml:space="preserve">в кэше сайта</w:t>
+      </w:r>
+      <w:r>
+        <w:t xml:space="preserve"> </w:t>
+      </w:r>
+      <w:r>
+        <w:t xml:space="preserve">означало не «в продаже», а размер справочника планировок.</w:t>
+      </w:r>
+      <w:r>
+        <w:t xml:space="preserve"> </w:t>
+      </w:r>
+      <w:r>
+        <w:rPr>
+          <w:b/>
+          <w:bCs/>
+        </w:rPr>
+        <w:t xml:space="preserve">Итог: сданный остаток АСПЭК ≈ 48 квартир (+2 офиса на Берша, 34), а не 436–467.</w:t>
       </w:r>
       <w:r>
         <w:t xml:space="preserve"> </w:t>
@@ -1385,7 +1487,17 @@
               <w:jc w:val="right"/>
             </w:pPr>
             <w:r>
-              <w:t xml:space="preserve">уточняется</w:t>
+              <w:rPr>
+                <w:b/>
+                <w:bCs/>
+              </w:rPr>
+              <w:t xml:space="preserve">0</w:t>
+            </w:r>
+            <w:r>
+              <w:t xml:space="preserve"> </w:t>
+            </w:r>
+            <w:r>
+              <w:t xml:space="preserve">(сданные сняты; в продаже только стройка д.3: 35 кв)</w:t>
             </w:r>
           </w:p>
         </w:tc>
@@ -1422,7 +1534,17 @@
               <w:jc w:val="right"/>
             </w:pPr>
             <w:r>
-              <w:t xml:space="preserve">уточняется</w:t>
+              <w:rPr>
+                <w:b/>
+                <w:bCs/>
+              </w:rPr>
+              <w:t xml:space="preserve">0</w:t>
+            </w:r>
+            <w:r>
+              <w:t xml:space="preserve"> </w:t>
+            </w:r>
+            <w:r>
+              <w:t xml:space="preserve">(проект снят с продажи целиком)</w:t>
             </w:r>
           </w:p>
         </w:tc>
@@ -2718,7 +2840,16 @@
               <w:pStyle w:val="Compact"/>
             </w:pPr>
             <w:r>
-              <w:t xml:space="preserve">53 свободных</w:t>
+              <w:rPr>
+                <w:strike/>
+              </w:rPr>
+              <w:t xml:space="preserve">53</w:t>
+            </w:r>
+            <w:r>
+              <w:t xml:space="preserve"> </w:t>
+            </w:r>
+            <w:r>
+              <w:t xml:space="preserve">→ 0 (сданные сняты с живого каталога)</w:t>
             </w:r>
           </w:p>
         </w:tc>
@@ -2740,7 +2871,17 @@
               <w:pStyle w:val="Compact"/>
             </w:pPr>
             <w:r>
-              <w:t xml:space="preserve">вилка, см. §3</w:t>
+              <w:rPr>
+                <w:b/>
+                <w:bCs/>
+              </w:rPr>
+              <w:t xml:space="preserve">0–2 подтверждён</w:t>
+            </w:r>
+            <w:r>
+              <w:t xml:space="preserve"> </w:t>
+            </w:r>
+            <w:r>
+              <w:t xml:space="preserve">(кэш врал)</w:t>
             </w:r>
           </w:p>
         </w:tc>
@@ -2764,29 +2905,48 @@
               <w:pStyle w:val="Compact"/>
             </w:pPr>
             <w:r>
-              <w:t xml:space="preserve">171 свободных</w:t>
-            </w:r>
-          </w:p>
-        </w:tc>
-        <w:tc>
-          <w:tcPr/>
-          <w:p>
-            <w:pPr>
-              <w:pStyle w:val="Compact"/>
-            </w:pPr>
-            <w:r>
-              <w:t xml:space="preserve">Домклик: 100 от застройщика</w:t>
-            </w:r>
-          </w:p>
-        </w:tc>
-        <w:tc>
-          <w:tcPr/>
-          <w:p>
-            <w:pPr>
-              <w:pStyle w:val="Compact"/>
-            </w:pPr>
-            <w:r>
-              <w:t xml:space="preserve">вилка, см. §3</w:t>
+              <w:rPr>
+                <w:strike/>
+              </w:rPr>
+              <w:t xml:space="preserve">171</w:t>
+            </w:r>
+            <w:r>
+              <w:t xml:space="preserve"> </w:t>
+            </w:r>
+            <w:r>
+              <w:t xml:space="preserve">→ 48 в сданных (живой каталог)</w:t>
+            </w:r>
+          </w:p>
+        </w:tc>
+        <w:tc>
+          <w:tcPr/>
+          <w:p>
+            <w:pPr>
+              <w:pStyle w:val="Compact"/>
+            </w:pPr>
+            <w:r>
+              <w:t xml:space="preserve">Домклик: 100 по проекту = каталог (51+17+31+1)</w:t>
+            </w:r>
+          </w:p>
+        </w:tc>
+        <w:tc>
+          <w:tcPr/>
+          <w:p>
+            <w:pPr>
+              <w:pStyle w:val="Compact"/>
+            </w:pPr>
+            <w:r>
+              <w:rPr>
+                <w:b/>
+                <w:bCs/>
+              </w:rPr>
+              <w:t xml:space="preserve">48 подтверждён</w:t>
+            </w:r>
+            <w:r>
+              <w:t xml:space="preserve"> </w:t>
+            </w:r>
+            <w:r>
+              <w:t xml:space="preserve">(кэш врал)</w:t>
             </w:r>
           </w:p>
         </w:tc>
@@ -2857,25 +3017,38 @@
         <w:t xml:space="preserve"> </w:t>
       </w:r>
       <w:r>
-        <w:t xml:space="preserve">(испр. 23.07 после проверки живым</w:t>
-      </w:r>
-      <w:r>
-        <w:t xml:space="preserve"> </w:t>
-      </w:r>
-      <w:r>
-        <w:t xml:space="preserve">каталогом АСПЭК): 0–5,5% от введённого, итог по топ-8 ~1,5%. Рынок готового жилья</w:t>
-      </w:r>
-      <w:r>
-        <w:t xml:space="preserve"> </w:t>
-      </w:r>
-      <w:r>
-        <w:t xml:space="preserve">региона поглощается почти полностью — «замороженных» сданных квартир немного даже</w:t>
-      </w:r>
-      <w:r>
-        <w:t xml:space="preserve"> </w:t>
-      </w:r>
-      <w:r>
-        <w:t xml:space="preserve">у аутсайдера текущей стройки.</w:t>
+        <w:t xml:space="preserve">(полный живой аудит 23.07.2026):</w:t>
+      </w:r>
+      <w:r>
+        <w:t xml:space="preserve"> </w:t>
+      </w:r>
+      <w:r>
+        <w:t xml:space="preserve">0–5,6% от введённого, итог по топ-8 —</w:t>
+      </w:r>
+      <w:r>
+        <w:t xml:space="preserve"> </w:t>
+      </w:r>
+      <w:r>
+        <w:rPr>
+          <w:b/>
+          <w:bCs/>
+        </w:rPr>
+        <w:t xml:space="preserve">~223 квартиры на 17 077 введённых (~1,3%)</w:t>
+      </w:r>
+      <w:r>
+        <w:t xml:space="preserve">.</w:t>
+      </w:r>
+      <w:r>
+        <w:t xml:space="preserve"> </w:t>
+      </w:r>
+      <w:r>
+        <w:t xml:space="preserve">Рынок готового жилья региона поглощается почти полностью — «замороженных» сданных</w:t>
+      </w:r>
+      <w:r>
+        <w:t xml:space="preserve"> </w:t>
+      </w:r>
+      <w:r>
+        <w:t xml:space="preserve">квартир немного даже у аутсайдера текущей стройки.</w:t>
       </w:r>
     </w:p>
     <w:p>
@@ -2897,13 +3070,19 @@
         <w:t xml:space="preserve"> </w:t>
       </w:r>
       <w:r>
-        <w:t xml:space="preserve">(испр. 23.07): 0% у сильных против ~3–4%</w:t>
-      </w:r>
-      <w:r>
-        <w:t xml:space="preserve"> </w:t>
-      </w:r>
-      <w:r>
-        <w:t xml:space="preserve">у АСПЭК — различие есть, но не ×30. Осторожно с этим доводом со сцены.</w:t>
+        <w:t xml:space="preserve">(испр. 23.07): 0% у сильных против ~2,6%</w:t>
+      </w:r>
+      <w:r>
+        <w:t xml:space="preserve"> </w:t>
+      </w:r>
+      <w:r>
+        <w:t xml:space="preserve">у АСПЭК и 5,6% у Островов — различие есть, но не ×30. Со сцены этот довод не использовать;</w:t>
+      </w:r>
+      <w:r>
+        <w:t xml:space="preserve"> </w:t>
+      </w:r>
+      <w:r>
+        <w:t xml:space="preserve">главный разрез «продукт решает» остаётся на строящихся (класс, см. основной отчёт).</w:t>
       </w:r>
     </w:p>
     <w:p>

--- a/docs/ready-stock-report.docx
+++ b/docs/ready-stock-report.docx
@@ -10,7 +10,7 @@
         <w:t xml:space="preserve">Остатки готового жилья Удмуртии</w:t>
       </w:r>
     </w:p>
-    <w:bookmarkStart w:id="15" w:name="Xab18b65ed0d1c89b226f8913929905bbfa4e9a9"/>
+    <w:bookmarkStart w:id="16" w:name="Xab18b65ed0d1c89b226f8913929905bbfa4e9a9"/>
     <w:p>
       <w:pPr>
         <w:pStyle w:val="Heading1"/>
@@ -1119,6 +1119,146 @@
             </w:pPr>
             <w:r>
               <w:t xml:space="preserve">все цифры проверены живыми каталогами 23.07.2026</w:t>
+            </w:r>
+          </w:p>
+        </w:tc>
+      </w:tr>
+      <w:tr>
+        <w:tc>
+          <w:tcPr/>
+          <w:p>
+            <w:pPr>
+              <w:pStyle w:val="Compact"/>
+            </w:pPr>
+            <w:r>
+              <w:t xml:space="preserve">Малые застройщики (26 групп)</w:t>
+            </w:r>
+          </w:p>
+        </w:tc>
+        <w:tc>
+          <w:tcPr/>
+          <w:p>
+            <w:pPr>
+              <w:pStyle w:val="Compact"/>
+              <w:jc w:val="right"/>
+            </w:pPr>
+            <w:r>
+              <w:t xml:space="preserve">10 146</w:t>
+            </w:r>
+          </w:p>
+        </w:tc>
+        <w:tc>
+          <w:tcPr/>
+          <w:p>
+            <w:pPr>
+              <w:pStyle w:val="Compact"/>
+              <w:jc w:val="right"/>
+            </w:pPr>
+            <w:r>
+              <w:rPr>
+                <w:b/>
+                <w:bCs/>
+              </w:rPr>
+              <w:t xml:space="preserve">~150–250</w:t>
+            </w:r>
+          </w:p>
+        </w:tc>
+        <w:tc>
+          <w:tcPr/>
+          <w:p>
+            <w:pPr>
+              <w:pStyle w:val="Compact"/>
+              <w:jc w:val="right"/>
+            </w:pPr>
+            <w:r>
+              <w:t xml:space="preserve">~1,5–2,5%</w:t>
+            </w:r>
+          </w:p>
+        </w:tc>
+        <w:tc>
+          <w:tcPr/>
+          <w:p>
+            <w:pPr>
+              <w:pStyle w:val="Compact"/>
+            </w:pPr>
+            <w:r>
+              <w:t xml:space="preserve">аудит 03.08.2026, §3.6; крупнейший — ЛАЙТХАУС 61</w:t>
+            </w:r>
+          </w:p>
+        </w:tc>
+      </w:tr>
+      <w:tr>
+        <w:tc>
+          <w:tcPr/>
+          <w:p>
+            <w:pPr>
+              <w:pStyle w:val="Compact"/>
+            </w:pPr>
+            <w:r>
+              <w:rPr>
+                <w:b/>
+                <w:bCs/>
+              </w:rPr>
+              <w:t xml:space="preserve">ИТОГО регион</w:t>
+            </w:r>
+          </w:p>
+        </w:tc>
+        <w:tc>
+          <w:tcPr/>
+          <w:p>
+            <w:pPr>
+              <w:pStyle w:val="Compact"/>
+              <w:jc w:val="right"/>
+            </w:pPr>
+            <w:r>
+              <w:rPr>
+                <w:b/>
+                <w:bCs/>
+              </w:rPr>
+              <w:t xml:space="preserve">27 223</w:t>
+            </w:r>
+          </w:p>
+        </w:tc>
+        <w:tc>
+          <w:tcPr/>
+          <w:p>
+            <w:pPr>
+              <w:pStyle w:val="Compact"/>
+              <w:jc w:val="right"/>
+            </w:pPr>
+            <w:r>
+              <w:rPr>
+                <w:b/>
+                <w:bCs/>
+              </w:rPr>
+              <w:t xml:space="preserve">~400</w:t>
+            </w:r>
+          </w:p>
+        </w:tc>
+        <w:tc>
+          <w:tcPr/>
+          <w:p>
+            <w:pPr>
+              <w:pStyle w:val="Compact"/>
+              <w:jc w:val="right"/>
+            </w:pPr>
+            <w:r>
+              <w:rPr>
+                <w:b/>
+                <w:bCs/>
+              </w:rPr>
+              <w:t xml:space="preserve">≈1,5%</w:t>
+            </w:r>
+          </w:p>
+        </w:tc>
+        <w:tc>
+          <w:tcPr/>
+          <w:p>
+            <w:pPr>
+              <w:pStyle w:val="Compact"/>
+            </w:pPr>
+            <w:r>
+              <w:t xml:space="preserve">вилка 370–470</w:t>
             </w:r>
           </w:p>
         </w:tc>
@@ -2989,7 +3129,452 @@
       </w:r>
     </w:p>
     <w:bookmarkEnd w:id="12"/>
-    <w:bookmarkStart w:id="13" w:name="выводы"/>
+    <w:bookmarkStart w:id="13" w:name="X6dd1dd550db55ac930e10bd8f2183d3393b59c6"/>
+    <w:p>
+      <w:pPr>
+        <w:pStyle w:val="Heading2"/>
+      </w:pPr>
+      <w:r>
+        <w:t xml:space="preserve">3.6. Аудит малых застройщиков (03.08.2026, по сомнению рецензента)</w:t>
+      </w:r>
+    </w:p>
+    <w:p>
+      <w:pPr>
+        <w:pStyle w:val="FirstParagraph"/>
+      </w:pPr>
+      <w:r>
+        <w:t xml:space="preserve">Первый аудит покрывал топ-8 (63% вводов). Проверены остальные 26 групп (~10,1 тыс кв):</w:t>
+      </w:r>
+      <w:r>
+        <w:t xml:space="preserve"> </w:t>
+      </w:r>
+      <w:r>
+        <w:t xml:space="preserve">Домклик-каталог сданных ЖК Ижевска (контрольные суммы страниц сошлись: 2024 = 20/20,</w:t>
+      </w:r>
+      <w:r>
+        <w:t xml:space="preserve"> </w:t>
+      </w:r>
+      <w:r>
+        <w:t xml:space="preserve">2025 = 43/43, 2026 = 471/484) + точечные перекрёстные проверки ЦИАН.</w:t>
+      </w:r>
+    </w:p>
+    <w:p>
+      <w:pPr>
+        <w:pStyle w:val="BodyText"/>
+      </w:pPr>
+      <w:r>
+        <w:rPr>
+          <w:b/>
+          <w:bCs/>
+        </w:rPr>
+        <w:t xml:space="preserve">Найденные остатки от застройщика в сданных домах вне топ-8:</w:t>
+      </w:r>
+    </w:p>
+    <w:tbl>
+      <w:tblPr>
+        <w:tblStyle w:val="Table"/>
+        <w:tblW w:type="pct" w:w="5000"/>
+        <w:tblLayout w:type="fixed"/>
+        <w:tblLook w:firstRow="1" w:lastRow="0" w:firstColumn="0" w:lastColumn="0" w:noHBand="0" w:noVBand="0" w:val="0020"/>
+      </w:tblPr>
+      <w:tblGrid>
+        <w:gridCol w:w="2376"/>
+        <w:gridCol w:w="2376"/>
+        <w:gridCol w:w="3168"/>
+      </w:tblGrid>
+      <w:tr>
+        <w:trPr>
+          <w:tblHeader w:val="on"/>
+        </w:trPr>
+        <w:tc>
+          <w:tcPr/>
+          <w:p>
+            <w:pPr>
+              <w:pStyle w:val="Compact"/>
+            </w:pPr>
+            <w:r>
+              <w:t xml:space="preserve">Группа</w:t>
+            </w:r>
+          </w:p>
+        </w:tc>
+        <w:tc>
+          <w:tcPr/>
+          <w:p>
+            <w:pPr>
+              <w:pStyle w:val="Compact"/>
+            </w:pPr>
+            <w:r>
+              <w:t xml:space="preserve">ЖК (ввод)</w:t>
+            </w:r>
+          </w:p>
+        </w:tc>
+        <w:tc>
+          <w:tcPr/>
+          <w:p>
+            <w:pPr>
+              <w:pStyle w:val="Compact"/>
+              <w:jc w:val="right"/>
+            </w:pPr>
+            <w:r>
+              <w:t xml:space="preserve">Остаток</w:t>
+            </w:r>
+          </w:p>
+        </w:tc>
+      </w:tr>
+      <w:tr>
+        <w:tc>
+          <w:tcPr/>
+          <w:p>
+            <w:pPr>
+              <w:pStyle w:val="Compact"/>
+            </w:pPr>
+            <w:r>
+              <w:t xml:space="preserve">Ресурс</w:t>
+            </w:r>
+          </w:p>
+        </w:tc>
+        <w:tc>
+          <w:tcPr/>
+          <w:p>
+            <w:pPr>
+              <w:pStyle w:val="Compact"/>
+            </w:pPr>
+            <w:r>
+              <w:t xml:space="preserve">ЛАЙТХАУС (03.2026) + Сосновый + Тетрис</w:t>
+            </w:r>
+          </w:p>
+        </w:tc>
+        <w:tc>
+          <w:tcPr/>
+          <w:p>
+            <w:pPr>
+              <w:pStyle w:val="Compact"/>
+              <w:jc w:val="right"/>
+            </w:pPr>
+            <w:r>
+              <w:rPr>
+                <w:b/>
+                <w:bCs/>
+              </w:rPr>
+              <w:t xml:space="preserve">63</w:t>
+            </w:r>
+          </w:p>
+        </w:tc>
+      </w:tr>
+      <w:tr>
+        <w:tc>
+          <w:tcPr/>
+          <w:p>
+            <w:pPr>
+              <w:pStyle w:val="Compact"/>
+            </w:pPr>
+            <w:r>
+              <w:t xml:space="preserve">Литум</w:t>
+            </w:r>
+          </w:p>
+        </w:tc>
+        <w:tc>
+          <w:tcPr/>
+          <w:p>
+            <w:pPr>
+              <w:pStyle w:val="Compact"/>
+            </w:pPr>
+            <w:r>
+              <w:t xml:space="preserve">Седьмое Небо д.4 (11.2025) + Чехов Квартал (10.2025)</w:t>
+            </w:r>
+          </w:p>
+        </w:tc>
+        <w:tc>
+          <w:tcPr/>
+          <w:p>
+            <w:pPr>
+              <w:pStyle w:val="Compact"/>
+              <w:jc w:val="right"/>
+            </w:pPr>
+            <w:r>
+              <w:t xml:space="preserve">23–38</w:t>
+            </w:r>
+          </w:p>
+        </w:tc>
+      </w:tr>
+      <w:tr>
+        <w:tc>
+          <w:tcPr/>
+          <w:p>
+            <w:pPr>
+              <w:pStyle w:val="Compact"/>
+            </w:pPr>
+            <w:r>
+              <w:t xml:space="preserve">Символ Девелопмент</w:t>
+            </w:r>
+          </w:p>
+        </w:tc>
+        <w:tc>
+          <w:tcPr/>
+          <w:p>
+            <w:pPr>
+              <w:pStyle w:val="Compact"/>
+            </w:pPr>
+            <w:r>
+              <w:t xml:space="preserve">Леонов д.1-2 (03.2026, возможен микс со стройкой) + Монблан</w:t>
+            </w:r>
+          </w:p>
+        </w:tc>
+        <w:tc>
+          <w:tcPr/>
+          <w:p>
+            <w:pPr>
+              <w:pStyle w:val="Compact"/>
+              <w:jc w:val="right"/>
+            </w:pPr>
+            <w:r>
+              <w:t xml:space="preserve">2–25</w:t>
+            </w:r>
+          </w:p>
+        </w:tc>
+      </w:tr>
+      <w:tr>
+        <w:tc>
+          <w:tcPr/>
+          <w:p>
+            <w:pPr>
+              <w:pStyle w:val="Compact"/>
+            </w:pPr>
+            <w:r>
+              <w:t xml:space="preserve">АССО-Строй</w:t>
+            </w:r>
+          </w:p>
+        </w:tc>
+        <w:tc>
+          <w:tcPr/>
+          <w:p>
+            <w:pPr>
+              <w:pStyle w:val="Compact"/>
+            </w:pPr>
+            <w:r>
+              <w:t xml:space="preserve">Настроение (микс очередей)</w:t>
+            </w:r>
+          </w:p>
+        </w:tc>
+        <w:tc>
+          <w:tcPr/>
+          <w:p>
+            <w:pPr>
+              <w:pStyle w:val="Compact"/>
+              <w:jc w:val="right"/>
+            </w:pPr>
+            <w:r>
+              <w:t xml:space="preserve">0–9</w:t>
+            </w:r>
+          </w:p>
+        </w:tc>
+      </w:tr>
+      <w:tr>
+        <w:tc>
+          <w:tcPr/>
+          <w:p>
+            <w:pPr>
+              <w:pStyle w:val="Compact"/>
+            </w:pPr>
+            <w:r>
+              <w:t xml:space="preserve">Бавария Строй, СТИМ, Калинка</w:t>
+            </w:r>
+          </w:p>
+        </w:tc>
+        <w:tc>
+          <w:tcPr/>
+          <w:p>
+            <w:pPr>
+              <w:pStyle w:val="Compact"/>
+            </w:pPr>
+            <w:r>
+              <w:t xml:space="preserve">Копенгаген 3, НЕОН 1, Калинка Парк 1</w:t>
+            </w:r>
+          </w:p>
+        </w:tc>
+        <w:tc>
+          <w:tcPr/>
+          <w:p>
+            <w:pPr>
+              <w:pStyle w:val="Compact"/>
+              <w:jc w:val="right"/>
+            </w:pPr>
+            <w:r>
+              <w:t xml:space="preserve">5</w:t>
+            </w:r>
+          </w:p>
+        </w:tc>
+      </w:tr>
+      <w:tr>
+        <w:tc>
+          <w:tcPr/>
+          <w:p>
+            <w:pPr>
+              <w:pStyle w:val="Compact"/>
+            </w:pPr>
+            <w:r>
+              <w:rPr>
+                <w:b/>
+                <w:bCs/>
+              </w:rPr>
+              <w:t xml:space="preserve">Итого подтверждено</w:t>
+            </w:r>
+          </w:p>
+        </w:tc>
+        <w:tc>
+          <w:tcPr/>
+          <w:p>
+            <w:pPr>
+              <w:pStyle w:val="Compact"/>
+            </w:pPr>
+          </w:p>
+        </w:tc>
+        <w:tc>
+          <w:tcPr/>
+          <w:p>
+            <w:pPr>
+              <w:pStyle w:val="Compact"/>
+              <w:jc w:val="right"/>
+            </w:pPr>
+            <w:r>
+              <w:rPr>
+                <w:b/>
+                <w:bCs/>
+              </w:rPr>
+              <w:t xml:space="preserve">~105–140</w:t>
+            </w:r>
+          </w:p>
+        </w:tc>
+      </w:tr>
+    </w:tbl>
+    <w:p>
+      <w:pPr>
+        <w:pStyle w:val="BodyText"/>
+      </w:pPr>
+      <w:r>
+        <w:rPr>
+          <w:b/>
+          <w:bCs/>
+        </w:rPr>
+        <w:t xml:space="preserve">Перекрёстные и одиночные нули:</w:t>
+      </w:r>
+      <w:r>
+        <w:t xml:space="preserve"> </w:t>
+      </w:r>
+      <w:r>
+        <w:t xml:space="preserve">Успенский 370 кв (Домклик 0 + ЦИАН 0 — распродан к вводу</w:t>
+      </w:r>
+      <w:r>
+        <w:t xml:space="preserve"> </w:t>
+      </w:r>
+      <w:r>
+        <w:t xml:space="preserve">или продажи вне классифайдов), РЕГАРД/Тверская (~1 000 кв введено — 0), Азбука 448 — 0,</w:t>
+      </w:r>
+      <w:r>
+        <w:t xml:space="preserve"> </w:t>
+      </w:r>
+      <w:r>
+        <w:t xml:space="preserve">Арден на Ключевом 346 — 0, Мандарин 233 — ЦИАН 0, Лесная гавань 292 (введена 07.2026) — 0,</w:t>
+      </w:r>
+      <w:r>
+        <w:t xml:space="preserve"> </w:t>
+      </w:r>
+      <w:r>
+        <w:t xml:space="preserve">Притяжение, Березовая роща, Семейный парк-2, Старт, Друзья — 0.</w:t>
+      </w:r>
+    </w:p>
+    <w:p>
+      <w:pPr>
+        <w:pStyle w:val="BodyText"/>
+      </w:pPr>
+      <w:r>
+        <w:rPr>
+          <w:b/>
+          <w:bCs/>
+        </w:rPr>
+        <w:t xml:space="preserve">Слепые зоны (нет ЖК в базах классифайдов):</w:t>
+      </w:r>
+      <w:r>
+        <w:t xml:space="preserve"> </w:t>
+      </w:r>
+      <w:r>
+        <w:t xml:space="preserve">Краски Леса 246, Соседи 173, Орловский,</w:t>
+      </w:r>
+      <w:r>
+        <w:t xml:space="preserve"> </w:t>
+      </w:r>
+      <w:r>
+        <w:t xml:space="preserve">Богатыри, Чекерил Village, На Садовой, мелкие &lt;150 кв, города вне Ижевска (~600 кв).</w:t>
+      </w:r>
+      <w:r>
+        <w:t xml:space="preserve"> </w:t>
+      </w:r>
+      <w:r>
+        <w:rPr>
+          <w:b/>
+          <w:bCs/>
+        </w:rPr>
+        <w:t xml:space="preserve">Неразделимый случай:</w:t>
+      </w:r>
+      <w:r>
+        <w:t xml:space="preserve"> </w:t>
+      </w:r>
+      <w:r>
+        <w:t xml:space="preserve">Арден на Селтинской — сданный дом (203 кв, 04.2026) не отделить</w:t>
+      </w:r>
+      <w:r>
+        <w:t xml:space="preserve"> </w:t>
+      </w:r>
+      <w:r>
+        <w:t xml:space="preserve">от 347 активных продаж многоочередного ЖК; вилка 0–100.</w:t>
+      </w:r>
+    </w:p>
+    <w:p>
+      <w:pPr>
+        <w:pStyle w:val="BodyText"/>
+      </w:pPr>
+      <w:r>
+        <w:rPr>
+          <w:b/>
+          <w:bCs/>
+        </w:rPr>
+        <w:t xml:space="preserve">Скорректированный итог по региону: ~370–470 непроданных квартир в сданных домах</w:t>
+      </w:r>
+      <w:r>
+        <w:rPr>
+          <w:b/>
+          <w:bCs/>
+        </w:rPr>
+        <w:t xml:space="preserve"> </w:t>
+      </w:r>
+      <w:r>
+        <w:rPr>
+          <w:b/>
+          <w:bCs/>
+        </w:rPr>
+        <w:t xml:space="preserve">2024–07.2026 (центрально ~400), т.е. ≈1,5% от 27 223.</w:t>
+      </w:r>
+      <w:r>
+        <w:t xml:space="preserve"> </w:t>
+      </w:r>
+      <w:r>
+        <w:t xml:space="preserve">Прежняя цифра «223 = 1,3%»</w:t>
+      </w:r>
+      <w:r>
+        <w:t xml:space="preserve"> </w:t>
+      </w:r>
+      <w:r>
+        <w:t xml:space="preserve">относилась только к топ-8 и занижала общий остаток примерно вдвое; вывод</w:t>
+      </w:r>
+      <w:r>
+        <w:t xml:space="preserve"> </w:t>
+      </w:r>
+      <w:r>
+        <w:t xml:space="preserve">«готовое разбирается почти в ноль» остаётся в силе (продано ≈98,5%).</w:t>
+      </w:r>
+    </w:p>
+    <w:bookmarkEnd w:id="13"/>
+    <w:bookmarkStart w:id="14" w:name="выводы"/>
     <w:p>
       <w:pPr>
         <w:pStyle w:val="Heading2"/>
@@ -3184,8 +3769,8 @@
         <w:t xml:space="preserve">продукт, который попадает в спрос, — и наказывает тот, который не попадает.</w:t>
       </w:r>
     </w:p>
-    <w:bookmarkEnd w:id="13"/>
-    <w:bookmarkStart w:id="14" w:name="границы-честности"/>
+    <w:bookmarkEnd w:id="14"/>
+    <w:bookmarkStart w:id="15" w:name="границы-честности"/>
     <w:p>
       <w:pPr>
         <w:pStyle w:val="Heading2"/>
@@ -3374,8 +3959,8 @@
         <w:t xml:space="preserve">(остатки+сверка). Метод воспроизводим; скрипты парсеров — в scratchpad-архивах агентов.</w:t>
       </w:r>
     </w:p>
-    <w:bookmarkEnd w:id="14"/>
     <w:bookmarkEnd w:id="15"/>
+    <w:bookmarkEnd w:id="16"/>
     <w:sectPr>
       <w:footnotePr>
         <w:numRestart w:val="eachSect"/>
